--- a/courts/second-circuit/connecticut/state/supreme-court/brief-on-the-merits/usage/OUTPUT-brief-on-the-merits.docx
+++ b/courts/second-circuit/connecticut/state/supreme-court/brief-on-the-merits/usage/OUTPUT-brief-on-the-merits.docx
@@ -570,9 +570,7 @@
               <w:t xml:space="preserve"> </w:t>
             </w:r>
             <w:r>
-              <w:t xml:space="preserve">240</w:t>
-              <w:noBreakHyphen/>
-              <w:t xml:space="preserve">6000</w:t>
+              <w:t xml:space="preserve">240-⁠6000</w:t>
             </w:r>
           </w:p>
           <w:p>
@@ -594,9 +592,7 @@
               <w:t xml:space="preserve"> </w:t>
             </w:r>
             <w:r>
-              <w:t xml:space="preserve">240</w:t>
-              <w:noBreakHyphen/>
-              <w:t xml:space="preserve">6150</w:t>
+              <w:t xml:space="preserve">240-⁠6150</w:t>
             </w:r>
           </w:p>
           <w:p>
@@ -770,9 +766,7 @@
               <w:t xml:space="preserve"> </w:t>
             </w:r>
             <w:r>
-              <w:t xml:space="preserve">471</w:t>
-              <w:noBreakHyphen/>
-              <w:t xml:space="preserve">8471</w:t>
+              <w:t xml:space="preserve">471-⁠8471</w:t>
             </w:r>
           </w:p>
           <w:p>
@@ -794,9 +788,7 @@
               <w:t xml:space="preserve"> </w:t>
             </w:r>
             <w:r>
-              <w:t xml:space="preserve">586</w:t>
-              <w:noBreakHyphen/>
-              <w:t xml:space="preserve">8900</w:t>
+              <w:t xml:space="preserve">586-⁠8900</w:t>
             </w:r>
           </w:p>
         </w:tc>
@@ -990,9 +982,7 @@
               <w:t xml:space="preserve"> </w:t>
             </w:r>
             <w:r>
-              <w:t xml:space="preserve">498</w:t>
-              <w:noBreakHyphen/>
-              <w:t xml:space="preserve">2528</w:t>
+              <w:t xml:space="preserve">498-⁠2528</w:t>
             </w:r>
           </w:p>
         </w:tc>
@@ -1128,9 +1118,7 @@
               <w:t xml:space="preserve"> </w:t>
             </w:r>
             <w:r>
-              <w:t xml:space="preserve">787</w:t>
-              <w:noBreakHyphen/>
-              <w:t xml:space="preserve">3513</w:t>
+              <w:t xml:space="preserve">787-⁠3513</w:t>
             </w:r>
           </w:p>
           <w:p>
@@ -1152,9 +1140,7 @@
               <w:t xml:space="preserve"> </w:t>
             </w:r>
             <w:r>
-              <w:t xml:space="preserve">789</w:t>
-              <w:noBreakHyphen/>
-              <w:t xml:space="preserve">1605</w:t>
+              <w:t xml:space="preserve">789-⁠1605</w:t>
             </w:r>
           </w:p>
         </w:tc>
@@ -1354,9 +1340,7 @@
               <w:t xml:space="preserve"> </w:t>
             </w:r>
             <w:r>
-              <w:t xml:space="preserve">436</w:t>
-              <w:noBreakHyphen/>
-              <w:t xml:space="preserve">2581</w:t>
+              <w:t xml:space="preserve">436-⁠2581</w:t>
             </w:r>
           </w:p>
           <w:p>
@@ -1378,9 +1362,7 @@
               <w:t xml:space="preserve"> </w:t>
             </w:r>
             <w:r>
-              <w:t xml:space="preserve">432</w:t>
-              <w:noBreakHyphen/>
-              <w:t xml:space="preserve">1426</w:t>
+              <w:t xml:space="preserve">432-⁠1426</w:t>
             </w:r>
           </w:p>
         </w:tc>
@@ -1805,9 +1787,7 @@
         <w:t xml:space="preserve"> </w:t>
       </w:r>
       <w:r>
-        <w:t xml:space="preserve">COVID</w:t>
-        <w:noBreakHyphen/>
-        <w:t xml:space="preserve">19</w:t>
+        <w:t xml:space="preserve">COVID-⁠19</w:t>
       </w:r>
       <w:r>
         <w:t xml:space="preserve"> </w:t>
@@ -2504,13 +2484,7 @@
         <w:pStyle w:val="BodyText"/>
       </w:pPr>
       <w:r>
-        <w:t xml:space="preserve">I. WHETHER CONNECTICUT COURTS HAVE THE CONSTITUTIONAL POWER TO PROTECT THE HEALTH AND SAFETY OF CONNECTICUT’S INCARCERATED PEOPLE DURING THE COVID</w:t>
-      </w:r>
-      <w:r>
-        <w:noBreakHyphen/>
-      </w:r>
-      <w:r>
-        <w:t xml:space="preserve">19 PANDEMIC</w:t>
+        <w:t xml:space="preserve">I. WHETHER CONNECTICUT COURTS HAVE THE CONSTITUTIONAL POWER TO PROTECT THE HEALTH AND SAFETY OF CONNECTICUT’S INCARCERATED PEOPLE DURING THE COVID-⁠19 PANDEMIC</w:t>
       </w:r>
     </w:p>
     <w:p>
@@ -2991,9 +2965,7 @@
         <w:t xml:space="preserve"> </w:t>
       </w:r>
       <w:r>
-        <w:t xml:space="preserve">20</w:t>
-        <w:noBreakHyphen/>
-        <w:t xml:space="preserve">10699,</w:t>
+        <w:t xml:space="preserve">20-⁠10699,</w:t>
       </w:r>
       <w:r>
         <w:t xml:space="preserve"> </w:t>
@@ -3743,9 +3715,7 @@
         <w:t xml:space="preserve"> </w:t>
       </w:r>
       <w:r>
-        <w:t xml:space="preserve">20</w:t>
-        <w:noBreakHyphen/>
-        <w:t xml:space="preserve">10949,</w:t>
+        <w:t xml:space="preserve">20-⁠10949,</w:t>
       </w:r>
       <w:r>
         <w:t xml:space="preserve"> </w:t>
@@ -3862,9 +3832,7 @@
         <w:t xml:space="preserve"> </w:t>
       </w:r>
       <w:r>
-        <w:t xml:space="preserve">CV20</w:t>
-        <w:noBreakHyphen/>
-        <w:t xml:space="preserve">00605</w:t>
+        <w:t xml:space="preserve">CV20-⁠00605</w:t>
       </w:r>
       <w:r>
         <w:t xml:space="preserve"> </w:t>
@@ -5435,9 +5403,7 @@
         <w:t xml:space="preserve"> </w:t>
       </w:r>
       <w:r>
-        <w:t xml:space="preserve">20-cv</w:t>
-        <w:noBreakHyphen/>
-        <w:t xml:space="preserve">00434,</w:t>
+        <w:t xml:space="preserve">20-cv-⁠00434,</w:t>
       </w:r>
       <w:r>
         <w:t xml:space="preserve"> </w:t>
@@ -5590,9 +5556,7 @@
         <w:t xml:space="preserve"> </w:t>
       </w:r>
       <w:r>
-        <w:t xml:space="preserve">CV91</w:t>
-        <w:noBreakHyphen/>
-        <w:t xml:space="preserve">0500895,</w:t>
+        <w:t xml:space="preserve">CV91-⁠0500895,</w:t>
       </w:r>
       <w:r>
         <w:t xml:space="preserve"> </w:t>
@@ -6939,9 +6903,7 @@
         <w:t xml:space="preserve"> </w:t>
       </w:r>
       <w:r>
-        <w:t xml:space="preserve">3:20-cv</w:t>
-        <w:noBreakHyphen/>
-        <w:t xml:space="preserve">00569,</w:t>
+        <w:t xml:space="preserve">3:20-cv-⁠00569,</w:t>
       </w:r>
       <w:r>
         <w:t xml:space="preserve"> </w:t>
@@ -7313,9 +7275,7 @@
         <w:t xml:space="preserve"> </w:t>
       </w:r>
       <w:r>
-        <w:t xml:space="preserve">20-cv</w:t>
-        <w:noBreakHyphen/>
-        <w:t xml:space="preserve">02064-MMC,</w:t>
+        <w:t xml:space="preserve">20-cv-⁠02064-MMC,</w:t>
       </w:r>
       <w:r>
         <w:t xml:space="preserve"> </w:t>
@@ -7618,7 +7578,7 @@
         <w:tab/>
       </w:r>
       <w:r>
-        <w:t xml:space="preserve">18</w:t>
+        <w:t xml:space="preserve">19</w:t>
       </w:r>
     </w:p>
     <w:p>
@@ -7934,9 +7894,7 @@
         <w:t xml:space="preserve"> </w:t>
       </w:r>
       <w:r>
-        <w:t xml:space="preserve">20-cv</w:t>
-        <w:noBreakHyphen/>
-        <w:t xml:space="preserve">2082,</w:t>
+        <w:t xml:space="preserve">20-cv-⁠2082,</w:t>
       </w:r>
       <w:r>
         <w:t xml:space="preserve"> </w:t>
@@ -8053,9 +8011,7 @@
         <w:t xml:space="preserve"> </w:t>
       </w:r>
       <w:r>
-        <w:t xml:space="preserve">20</w:t>
-        <w:noBreakHyphen/>
-        <w:t xml:space="preserve">10617-WGY,</w:t>
+        <w:t xml:space="preserve">20-⁠10617-WGY,</w:t>
       </w:r>
       <w:r>
         <w:t xml:space="preserve"> </w:t>
@@ -9148,9 +9104,7 @@
         <w:t xml:space="preserve"> </w:t>
       </w:r>
       <w:r>
-        <w:t xml:space="preserve">1:20-cv</w:t>
-        <w:noBreakHyphen/>
-        <w:t xml:space="preserve">21457-KMW,</w:t>
+        <w:t xml:space="preserve">1:20-cv-⁠21457-KMW,</w:t>
       </w:r>
       <w:r>
         <w:t xml:space="preserve"> </w:t>
@@ -9267,9 +9221,7 @@
         <w:t xml:space="preserve"> </w:t>
       </w:r>
       <w:r>
-        <w:t xml:space="preserve">1:20-cv</w:t>
-        <w:noBreakHyphen/>
-        <w:t xml:space="preserve">480,</w:t>
+        <w:t xml:space="preserve">1:20-cv-⁠480,</w:t>
       </w:r>
       <w:r>
         <w:t xml:space="preserve"> </w:t>
@@ -9400,9 +9352,7 @@
         <w:t xml:space="preserve"> </w:t>
       </w:r>
       <w:r>
-        <w:t xml:space="preserve">3:16-cv</w:t>
-        <w:noBreakHyphen/>
-        <w:t xml:space="preserve">1899</w:t>
+        <w:t xml:space="preserve">3:16-cv-⁠1899</w:t>
       </w:r>
       <w:r>
         <w:t xml:space="preserve"> </w:t>
@@ -9676,9 +9626,7 @@
         <w:t xml:space="preserve"> </w:t>
       </w:r>
       <w:r>
-        <w:t xml:space="preserve">19</w:t>
-        <w:noBreakHyphen/>
-        <w:t xml:space="preserve">00356,</w:t>
+        <w:t xml:space="preserve">19-⁠00356,</w:t>
       </w:r>
       <w:r>
         <w:t xml:space="preserve"> </w:t>
@@ -10215,9 +10163,7 @@
         <w:t xml:space="preserve"> </w:t>
       </w:r>
       <w:r>
-        <w:t xml:space="preserve">4:20-cv</w:t>
-        <w:noBreakHyphen/>
-        <w:t xml:space="preserve">00794,</w:t>
+        <w:t xml:space="preserve">4:20-cv-⁠00794,</w:t>
       </w:r>
       <w:r>
         <w:t xml:space="preserve"> </w:t>
@@ -10547,9 +10493,7 @@
         <w:t xml:space="preserve"> </w:t>
       </w:r>
       <w:r>
-        <w:t xml:space="preserve">18</w:t>
-        <w:noBreakHyphen/>
-        <w:t xml:space="preserve">100h</w:t>
+        <w:t xml:space="preserve">18-⁠100h</w:t>
       </w:r>
       <w:r>
         <w:t xml:space="preserve">   </w:t>
@@ -10589,9 +10533,7 @@
         <w:t xml:space="preserve"> </w:t>
       </w:r>
       <w:r>
-        <w:t xml:space="preserve">18</w:t>
-        <w:noBreakHyphen/>
-        <w:t xml:space="preserve">7</w:t>
+        <w:t xml:space="preserve">18-⁠7</w:t>
       </w:r>
       <w:r>
         <w:t xml:space="preserve">   </w:t>
@@ -10631,9 +10573,7 @@
         <w:t xml:space="preserve"> </w:t>
       </w:r>
       <w:r>
-        <w:t xml:space="preserve">28</w:t>
-        <w:noBreakHyphen/>
-        <w:t xml:space="preserve">9</w:t>
+        <w:t xml:space="preserve">28-⁠9</w:t>
       </w:r>
       <w:r>
         <w:t xml:space="preserve">   </w:t>
@@ -10689,9 +10629,7 @@
         <w:t xml:space="preserve"> </w:t>
       </w:r>
       <w:r>
-        <w:t xml:space="preserve">10</w:t>
-        <w:noBreakHyphen/>
-        <w:t xml:space="preserve">39</w:t>
+        <w:t xml:space="preserve">10-⁠39</w:t>
       </w:r>
       <w:r>
         <w:t xml:space="preserve">   </w:t>
@@ -10732,13 +10670,7 @@
         <w:pStyle w:val="BodyText"/>
       </w:pPr>
       <w:r>
-        <w:t xml:space="preserve">This is an extraordinary case in an extraordinary time. The COVID</w:t>
-      </w:r>
-      <w:r>
-        <w:noBreakHyphen/>
-      </w:r>
-      <w:r>
-        <w:t xml:space="preserve">19 pandemic poses a threat to the people of Connecticut and especially its most vulnerable populations. This appeal is about protecting the health and safety of one of those populations – people residing in the state’s correctional facilities. As Justice Sotomayor observed just weeks ago:</w:t>
+        <w:t xml:space="preserve">This is an extraordinary case in an extraordinary time. The COVID-⁠19 pandemic poses a threat to the people of Connecticut and especially its most vulnerable populations. This appeal is about protecting the health and safety of one of those populations – people residing in the state’s correctional facilities. As Justice Sotomayor observed just weeks ago:</w:t>
       </w:r>
     </w:p>
     <w:p>
@@ -10783,13 +10715,7 @@
         <w:pStyle w:val="BodyText"/>
       </w:pPr>
       <w:r>
-        <w:t xml:space="preserve">Life under the pandemic is fundamentally altered. The Governor has issued numerous orders to slow the spread of COVID</w:t>
-      </w:r>
-      <w:r>
-        <w:noBreakHyphen/>
-      </w:r>
-      <w:r>
-        <w:t xml:space="preserve">19 and protect the people of Connecticut. The courts have scaled back operations in order to limit people’s exposure to the virus. And across the state, people have made great sacrifices to care for themselves and each other.</w:t>
+        <w:t xml:space="preserve">Life under the pandemic is fundamentally altered. The Governor has issued numerous orders to slow the spread of COVID-⁠19 and protect the people of Connecticut. The courts have scaled back operations in order to limit people’s exposure to the virus. And across the state, people have made great sacrifices to care for themselves and each other.</w:t>
       </w:r>
     </w:p>
     <w:p>
@@ -11018,13 +10944,7 @@
         <w:pStyle w:val="BodyTextNote"/>
       </w:pPr>
       <w:r>
-        <w:t xml:space="preserve">Public health experts have cautioned that prisons and jails are extremely high-risk settings for the spread of COVID</w:t>
-      </w:r>
-      <w:r>
-        <w:noBreakHyphen/>
-      </w:r>
-      <w:r>
-        <w:t xml:space="preserve">19.</w:t>
+        <w:t xml:space="preserve">Public health experts have cautioned that prisons and jails are extremely high-risk settings for the spread of COVID-⁠19.</w:t>
       </w:r>
       <w:r>
         <w:rPr>
@@ -11042,13 +10962,7 @@
         <w:t xml:space="preserve">“DOC”</w:t>
       </w:r>
       <w:r>
-        <w:t xml:space="preserve">) reported its first staff member to test positive for COVID</w:t>
-      </w:r>
-      <w:r>
-        <w:noBreakHyphen/>
-      </w:r>
-      <w:r>
-        <w:t xml:space="preserve">19 on March 23, 2020,</w:t>
+        <w:t xml:space="preserve">) reported its first staff member to test positive for COVID-⁠19 on March 23, 2020,</w:t>
       </w:r>
       <w:r>
         <w:rPr>
@@ -11092,13 +11006,7 @@
         <w:pStyle w:val="BodyTextNote"/>
       </w:pPr>
       <w:r>
-        <w:t xml:space="preserve">Responding to the threat posed by COVID</w:t>
-      </w:r>
-      <w:r>
-        <w:noBreakHyphen/>
-      </w:r>
-      <w:r>
-        <w:t xml:space="preserve">19, Governor Lamont declared civil preparedness and public health emergencies on March 10. Since then, the Governor has issued 46 executive orders, many of which closed or substantially altered operations in nearly all settings where people congregate in large numbers, including by: restricting entry into nursing homes; closing public schools and universities; prohibiting bars and restaurants from serving sit-in customers; postponing the presidential primary; limiting workplace operations of non-essential businesses; restricting gatherings to no more than five people; limiting the provision of short-term lodging; and suspending non-critical court operations. Recently, the Governor ordered that some businesses may resume operations, but only under modified conditions, including that they adhere to social distancing policies.</w:t>
+        <w:t xml:space="preserve">Responding to the threat posed by COVID-⁠19, Governor Lamont declared civil preparedness and public health emergencies on March 10. Since then, the Governor has issued 46 executive orders, many of which closed or substantially altered operations in nearly all settings where people congregate in large numbers, including by: restricting entry into nursing homes; closing public schools and universities; prohibiting bars and restaurants from serving sit-in customers; postponing the presidential primary; limiting workplace operations of non-essential businesses; restricting gatherings to no more than five people; limiting the provision of short-term lodging; and suspending non-critical court operations. Recently, the Governor ordered that some businesses may resume operations, but only under modified conditions, including that they adhere to social distancing policies.</w:t>
       </w:r>
       <w:r>
         <w:rPr>
@@ -11118,19 +11026,7 @@
         <w:pStyle w:val="BodyTextNote"/>
       </w:pPr>
       <w:r>
-        <w:t xml:space="preserve">Notwithstanding the outsized threat that COVID</w:t>
-      </w:r>
-      <w:r>
-        <w:noBreakHyphen/>
-      </w:r>
-      <w:r>
-        <w:t xml:space="preserve">19 poses in correctional settings, however, the Governor has refused to address the risk to the incarcerated population. As of today, no executive order addresses incarcerated residents. While DOC has adopted a COVID</w:t>
-      </w:r>
-      <w:r>
-        <w:noBreakHyphen/>
-      </w:r>
-      <w:r>
-        <w:t xml:space="preserve">19 response plan, in contrast to the regulations for other settings, that plan falls far short of the measures prescribed by public health experts. The plan contains no provision for social distancing among incarcerated people, no provision for regular cleaning of cells and dormitories, and no provision for reducing population density.</w:t>
+        <w:t xml:space="preserve">Notwithstanding the outsized threat that COVID-⁠19 poses in correctional settings, however, the Governor has refused to address the risk to the incarcerated population. As of today, no executive order addresses incarcerated residents. While DOC has adopted a COVID-⁠19 response plan, in contrast to the regulations for other settings, that plan falls far short of the measures prescribed by public health experts. The plan contains no provision for social distancing among incarcerated people, no provision for regular cleaning of cells and dormitories, and no provision for reducing population density.</w:t>
       </w:r>
       <w:r>
         <w:rPr>
@@ -11142,13 +11038,7 @@
         <w:t xml:space="preserve"> </w:t>
       </w:r>
       <w:r>
-        <w:t xml:space="preserve">Moreover, the defendants’ plan for quarantining those infected with COVID</w:t>
-      </w:r>
-      <w:r>
-        <w:noBreakHyphen/>
-      </w:r>
-      <w:r>
-        <w:t xml:space="preserve">19 is to transfer them to Northern CI, where they are locked in maximum-security cells for days and allowed to leave their cells (if at all) to make a short phone call.</w:t>
+        <w:t xml:space="preserve">Moreover, the defendants’ plan for quarantining those infected with COVID-⁠19 is to transfer them to Northern CI, where they are locked in maximum-security cells for days and allowed to leave their cells (if at all) to make a short phone call.</w:t>
       </w:r>
       <w:r>
         <w:rPr>
@@ -11162,13 +11052,7 @@
         <w:pStyle w:val="BodyTextNote"/>
       </w:pPr>
       <w:r>
-        <w:t xml:space="preserve">In addition, it now appears that COVID</w:t>
-      </w:r>
-      <w:r>
-        <w:noBreakHyphen/>
-      </w:r>
-      <w:r>
-        <w:t xml:space="preserve">19 has spread among Connecticut prisons even faster than reflected in the initial statistics released by DOC. On May 13, DOC began an effort to test all staff and incarcerated residents, starting at Osborn CI. In the first two days of testing, 17% (105 of the 617) of the incarcerated people to whom the test was administered tested positive, resulting in Osborn CI being placed on lockdown.</w:t>
+        <w:t xml:space="preserve">In addition, it now appears that COVID-⁠19 has spread among Connecticut prisons even faster than reflected in the initial statistics released by DOC. On May 13, DOC began an effort to test all staff and incarcerated residents, starting at Osborn CI. In the first two days of testing, 17% (105 of the 617) of the incarcerated people to whom the test was administered tested positive, resulting in Osborn CI being placed on lockdown.</w:t>
       </w:r>
       <w:r>
         <w:rPr>
@@ -11314,13 +11198,7 @@
         <w:t xml:space="preserve"> </w:t>
       </w:r>
       <w:r>
-        <w:t xml:space="preserve">The plaintiffs sought various forms of relief, including release of incarcerated people at heightened risk for serious illness or death from COVID</w:t>
-      </w:r>
-      <w:r>
-        <w:noBreakHyphen/>
-      </w:r>
-      <w:r>
-        <w:t xml:space="preserve">19, an order to reduce the population density at all DOC facilities, and an order to submit a plan to provide adequate sanitation, social distancing, and medical treatment. The defendants moved to dismiss, claiming that the plaintiffs lacked standing, and that the action is barred by the political question doctrine.</w:t>
+        <w:t xml:space="preserve">The plaintiffs sought various forms of relief, including release of incarcerated people at heightened risk for serious illness or death from COVID-⁠19, an order to reduce the population density at all DOC facilities, and an order to submit a plan to provide adequate sanitation, social distancing, and medical treatment. The defendants moved to dismiss, claiming that the plaintiffs lacked standing, and that the action is barred by the political question doctrine.</w:t>
       </w:r>
       <w:r>
         <w:rPr>
@@ -11334,19 +11212,7 @@
         <w:pStyle w:val="BodyText"/>
       </w:pPr>
       <w:r>
-        <w:t xml:space="preserve">On April 24, 2020, the trial court, Bellis, J., granted the defendants’ motion to dismiss, concluding that Connecticut courts have no jurisdiction over the plaintiffs’ suit. First, the court held that none of the plaintiffs had standing because they did not sufficiently allege that they suffered a direct injury as a result of the defendants’ actions. With respect to the individual plaintiffs, the trial court focused solely on the substance of the Eighth Amendment claim, rather than whether the plaintiffs alleged a colorable claim of injury. Order re Mot. to Dismiss, pp. 5</w:t>
-      </w:r>
-      <w:r>
-        <w:noBreakHyphen/>
-      </w:r>
-      <w:r>
-        <w:t xml:space="preserve">6. The court also did not mention the plaintiffs’ separate allegations that the defendants violated the Fourteenth Amendment (given that the plaintiffs who are pretrial detainees do not come under the Eighth Amendment in the first place), the Connecticut Constitution, and General Statutes §§ 18-⁠7 and 28</w:t>
-      </w:r>
-      <w:r>
-        <w:noBreakHyphen/>
-      </w:r>
-      <w:r>
-        <w:t xml:space="preserve">9(b). Instead, the court concluded – improperly – that the plaintiffs lacked standing solely because, in the court’s view, the complaint failed to state a claim under the Eighth Amendment.</w:t>
+        <w:t xml:space="preserve">On April 24, 2020, the trial court, Bellis, J., granted the defendants’ motion to dismiss, concluding that Connecticut courts have no jurisdiction over the plaintiffs’ suit. First, the court held that none of the plaintiffs had standing because they did not sufficiently allege that they suffered a direct injury as a result of the defendants’ actions. With respect to the individual plaintiffs, the trial court focused solely on the substance of the Eighth Amendment claim, rather than whether the plaintiffs alleged a colorable claim of injury. Order re Mot. to Dismiss, pp. 5-⁠6. The court also did not mention the plaintiffs’ separate allegations that the defendants violated the Fourteenth Amendment (given that the plaintiffs who are pretrial detainees do not come under the Eighth Amendment in the first place), the Connecticut Constitution, and General Statutes §§ 18-⁠7 and 28-⁠9(b). Instead, the court concluded – improperly – that the plaintiffs lacked standing solely because, in the court’s view, the complaint failed to state a claim under the Eighth Amendment.</w:t>
       </w:r>
       <w:r>
         <w:t xml:space="preserve"> </w:t>
@@ -11773,9 +11639,7 @@
           <w:sz w:val="28"/>
           <w:szCs w:val="28"/>
         </w:rPr>
-        <w:t xml:space="preserve">COVID</w:t>
-        <w:noBreakHyphen/>
-        <w:t xml:space="preserve">19</w:t>
+        <w:t xml:space="preserve">COVID-⁠19</w:t>
       </w:r>
       <w:r>
         <w:rPr>
@@ -11801,13 +11665,7 @@
         <w:pStyle w:val="BodyText"/>
       </w:pPr>
       <w:r>
-        <w:t xml:space="preserve">This lawsuit was brought in order to obtain relief under the federal and state constitutions to protect the health, safety, and rights of Connecticut’s incarcerated residents during this unprecedented pandemic. As demonstrated in Parts I-B and C below, the plaintiffs should have prevailed on the merits of these claims. However, the trial court erroneously held that it had no power to hear the plaintiffs’ claims because: (1) the CCDLA lacked standing to attempt to protect the health and rights of their clients; (2) the six individual plaintiffs, all of who are currently incarcerated, lacked standing to sue until they have actually contracted COVID</w:t>
-      </w:r>
-      <w:r>
-        <w:noBreakHyphen/>
-      </w:r>
-      <w:r>
-        <w:t xml:space="preserve">19; and (3) the political question doctrine barred consideration of the plaintiffs’ claims. The current treatment of Connecticut’s incarcerated people during this pandemic is cruel. The trial court was wrong to dismiss this case and a reversal is required.</w:t>
+        <w:t xml:space="preserve">This lawsuit was brought in order to obtain relief under the federal and state constitutions to protect the health, safety, and rights of Connecticut’s incarcerated residents during this unprecedented pandemic. As demonstrated in Parts I-B and C below, the plaintiffs should have prevailed on the merits of these claims. However, the trial court erroneously held that it had no power to hear the plaintiffs’ claims because: (1) the CCDLA lacked standing to attempt to protect the health and rights of their clients; (2) the six individual plaintiffs, all of who are currently incarcerated, lacked standing to sue until they have actually contracted COVID-⁠19; and (3) the political question doctrine barred consideration of the plaintiffs’ claims. The current treatment of Connecticut’s incarcerated people during this pandemic is cruel. The trial court was wrong to dismiss this case and a reversal is required.</w:t>
       </w:r>
     </w:p>
     <w:p>
@@ -12418,13 +12276,7 @@
         <w:t xml:space="preserve">v. Department of Public Utility Control</w:t>
       </w:r>
       <w:r>
-        <w:t xml:space="preserve">, 301 Conn. 56, 64</w:t>
-      </w:r>
-      <w:r>
-        <w:noBreakHyphen/>
-      </w:r>
-      <w:r>
-        <w:t xml:space="preserve">65 (2011).</w:t>
+        <w:t xml:space="preserve">, 301 Conn. 56, 64-⁠65 (2011).</w:t>
       </w:r>
       <w:r>
         <w:t xml:space="preserve"> </w:t>
@@ -12490,13 +12342,7 @@
         <w:t xml:space="preserve">re Matthew F.</w:t>
       </w:r>
       <w:r>
-        <w:t xml:space="preserve">, 297 Conn. 673, 708</w:t>
-      </w:r>
-      <w:r>
-        <w:noBreakHyphen/>
-      </w:r>
-      <w:r>
-        <w:t xml:space="preserve">709 (2010) (Rogers, C.J., concurring) (</w:t>
+        <w:t xml:space="preserve">, 297 Conn. 673, 708-⁠709 (2010) (Rogers, C.J., concurring) (</w:t>
       </w:r>
       <w:r>
         <w:t xml:space="preserve">“[N]othing shall be intended to be out of the jurisdiction of a Superior Court but that which specially appears to be so.”</w:t>
@@ -12541,13 +12387,7 @@
         <w:t xml:space="preserve">re Jose B.</w:t>
       </w:r>
       <w:r>
-        <w:t xml:space="preserve">, 303 Conn. 569, 579</w:t>
-      </w:r>
-      <w:r>
-        <w:noBreakHyphen/>
-      </w:r>
-      <w:r>
-        <w:t xml:space="preserve">580 (2012).</w:t>
+        <w:t xml:space="preserve">, 303 Conn. 569, 579-⁠580 (2012).</w:t>
       </w:r>
     </w:p>
     <w:p>
@@ -12999,13 +12839,7 @@
         <w:t xml:space="preserve"> </w:t>
       </w:r>
       <w:r>
-        <w:t xml:space="preserve">Book 10</w:t>
-      </w:r>
-      <w:r>
-        <w:noBreakHyphen/>
-      </w:r>
-      <w:r>
-        <w:t xml:space="preserve">39(a)⁠(2).</w:t>
+        <w:t xml:space="preserve">Book 10-⁠39(a)⁠(2).</w:t>
       </w:r>
     </w:p>
     <w:p>
@@ -13651,13 +13485,7 @@
         <w:pStyle w:val="BodyText"/>
       </w:pPr>
       <w:r>
-        <w:t xml:space="preserve">The trial court opined that it had no authority to hear the plaintiffs’ claims based on two theories: standing and the political question doctrine. With respect to standing, the court first determined that the CCDLA did not allege an adequate injury. This analysis was erroneous because: (1) CCDLA has associational standing to bring suit on behalf of its members; (2) its members have sufficient special relationships with prisoners whose constitutional rights would be protected by the case; and (3) absent relief through this case, CCDLA members are unable to obtain protection for their clients from prison conditions that put their clients’ health, safety, and lives at risk, and are severely hampered in their ability to perform their jobs without exposing themselves to the risk of serious illness. The trial court also erroneously held that the six individual plaintiffs, all of whom are currently incarcerated, lack standing to sue until they have actually contracted COVID</w:t>
-      </w:r>
-      <w:r>
-        <w:noBreakHyphen/>
-      </w:r>
-      <w:r>
-        <w:t xml:space="preserve">19. Numerous courts across the country have rejected this argument. See Section I.A.4.b.,</w:t>
+        <w:t xml:space="preserve">The trial court opined that it had no authority to hear the plaintiffs’ claims based on two theories: standing and the political question doctrine. With respect to standing, the court first determined that the CCDLA did not allege an adequate injury. This analysis was erroneous because: (1) CCDLA has associational standing to bring suit on behalf of its members; (2) its members have sufficient special relationships with prisoners whose constitutional rights would be protected by the case; and (3) absent relief through this case, CCDLA members are unable to obtain protection for their clients from prison conditions that put their clients’ health, safety, and lives at risk, and are severely hampered in their ability to perform their jobs without exposing themselves to the risk of serious illness. The trial court also erroneously held that the six individual plaintiffs, all of whom are currently incarcerated, lack standing to sue until they have actually contracted COVID-⁠19. Numerous courts across the country have rejected this argument. See Section I.A.4.b.,</w:t>
       </w:r>
       <w:r>
         <w:t xml:space="preserve"> </w:t>
@@ -13783,13 +13611,7 @@
         <w:t xml:space="preserve">Contractors</w:t>
       </w:r>
       <w:r>
-        <w:t xml:space="preserve">, 303 Conn. at 411</w:t>
-      </w:r>
-      <w:r>
-        <w:noBreakHyphen/>
-      </w:r>
-      <w:r>
-        <w:t xml:space="preserve">12. Consistent with this State’s policy favoring granting litigants their day in court,</w:t>
+        <w:t xml:space="preserve">, 303 Conn. at 411-⁠12. Consistent with this State’s policy favoring granting litigants their day in court,</w:t>
       </w:r>
       <w:r>
         <w:t xml:space="preserve"> </w:t>
@@ -14265,13 +14087,7 @@
         <w:pStyle w:val="BodyText"/>
       </w:pPr>
       <w:r>
-        <w:t xml:space="preserve">Here, the scale, rapid spread, and dire consequences of the pandemic, paired with the shutdown of the State’s courts, weigh heavily in favor of third-party standing for CCDLA’s members to vindicate the rights of their clients. This case concerns the fundamental rights of Connecticut’s prisoners during an unprecedented pandemic. It is unrealistic to require each individual incarcerated person – especially those most vulnerable to the disease – to seek relief. It is also infeasible for this State’s judiciary to adjudicate hundreds, if not thousands, of individual claims on behalf of CCDLA’s individual members and their clients. Finally, CCDLA’s members, who are criminal defense attorneys with clients cycling in and out of DOC custody, suffer an injury-in-fact in that the attorneys face the threat of COVID</w:t>
-      </w:r>
-      <w:r>
-        <w:noBreakHyphen/>
-      </w:r>
-      <w:r>
-        <w:t xml:space="preserve">19 infection and, absent relief, are severely hampered in their ability to perform their jobs without exposing themselves to the risk of serious illness. For these reasons, CCDLA members have standing to pursue relief on behalf of their clients.</w:t>
+        <w:t xml:space="preserve">Here, the scale, rapid spread, and dire consequences of the pandemic, paired with the shutdown of the State’s courts, weigh heavily in favor of third-party standing for CCDLA’s members to vindicate the rights of their clients. This case concerns the fundamental rights of Connecticut’s prisoners during an unprecedented pandemic. It is unrealistic to require each individual incarcerated person – especially those most vulnerable to the disease – to seek relief. It is also infeasible for this State’s judiciary to adjudicate hundreds, if not thousands, of individual claims on behalf of CCDLA’s individual members and their clients. Finally, CCDLA’s members, who are criminal defense attorneys with clients cycling in and out of DOC custody, suffer an injury-in-fact in that the attorneys face the threat of COVID-⁠19 infection and, absent relief, are severely hampered in their ability to perform their jobs without exposing themselves to the risk of serious illness. For these reasons, CCDLA members have standing to pursue relief on behalf of their clients.</w:t>
       </w:r>
     </w:p>
     <w:p>
@@ -14697,13 +14513,7 @@
         <w:t xml:space="preserve"> </w:t>
       </w:r>
       <w:r>
-        <w:t xml:space="preserve">at 119. Finally, the risk and rate of COVID</w:t>
-      </w:r>
-      <w:r>
-        <w:noBreakHyphen/>
-      </w:r>
-      <w:r>
-        <w:t xml:space="preserve">19 infections in Connecticut’s correctional institutions, and the conditions within the state’s prisons and jails that exacerbate and perpetuate that threat, are either well-established by publicly available information or will require testimony by correctional officials rather than individual members of the CCDLA. The third element for associational standing is met.</w:t>
+        <w:t xml:space="preserve">at 119. Finally, the risk and rate of COVID-⁠19 infections in Connecticut’s correctional institutions, and the conditions within the state’s prisons and jails that exacerbate and perpetuate that threat, are either well-established by publicly available information or will require testimony by correctional officials rather than individual members of the CCDLA. The third element for associational standing is met.</w:t>
       </w:r>
     </w:p>
     <w:p>
@@ -14820,13 +14630,7 @@
         <w:t xml:space="preserve"> </w:t>
       </w:r>
       <w:r>
-        <w:t xml:space="preserve">to the risks posed by the COVID</w:t>
-      </w:r>
-      <w:r>
-        <w:noBreakHyphen/>
-      </w:r>
-      <w:r>
-        <w:t xml:space="preserve">19 pandemic.”</w:t>
+        <w:t xml:space="preserve">to the risks posed by the COVID-⁠19 pandemic.”</w:t>
       </w:r>
       <w:r>
         <w:t xml:space="preserve">). As noted previously, whether a plaintiff alleged sufficient facts to state a claim is properly addressed by way of a motion to strike, not a motion to dismiss. See</w:t>
@@ -14973,13 +14777,7 @@
         <w:t xml:space="preserve">v. Schriro</w:t>
       </w:r>
       <w:r>
-        <w:t xml:space="preserve">, 22 F. Supp. 3d 305, 314 (S.D.N.Y. 2014) (exposure to radiation from x-ray screening machine). For that reason, in recent months, courts in other jurisdictions have had no patience for the argument that prisoners not yet infected by COVID</w:t>
-      </w:r>
-      <w:r>
-        <w:noBreakHyphen/>
-      </w:r>
-      <w:r>
-        <w:t xml:space="preserve">19 lack standing on the basis that the risk of harm is</w:t>
+        <w:t xml:space="preserve">, 22 F. Supp. 3d 305, 314 (S.D.N.Y. 2014) (exposure to radiation from x-ray screening machine). For that reason, in recent months, courts in other jurisdictions have had no patience for the argument that prisoners not yet infected by COVID-⁠19 lack standing on the basis that the risk of harm is</w:t>
       </w:r>
       <w:r>
         <w:t xml:space="preserve"> </w:t>
@@ -15909,13 +15707,7 @@
         <w:pStyle w:val="BodyText"/>
       </w:pPr>
       <w:r>
-        <w:t xml:space="preserve">The coronavirus pandemic is unprecedented, but the plaintiffs’ federal constitutional claims are not. The plaintiffs have stated a straightforward Eighth Amendment claim: they are at substantial risk of serious illness and possible death due to COVID</w:t>
-      </w:r>
-      <w:r>
-        <w:noBreakHyphen/>
-      </w:r>
-      <w:r>
-        <w:t xml:space="preserve">19, a disease with no vaccine, cure, or treatment; yet the defendants have failed to implement the principal measure known to prevent the spread of the disease: social distancing. But through a series of legal and factual missteps the trial court wrongly concluded that the plaintiffs had failed to state an Eighth Amendment claim and altogether overlooked plaintiffs’ Fourteenth Amendment claim.</w:t>
+        <w:t xml:space="preserve">The coronavirus pandemic is unprecedented, but the plaintiffs’ federal constitutional claims are not. The plaintiffs have stated a straightforward Eighth Amendment claim: they are at substantial risk of serious illness and possible death due to COVID-⁠19, a disease with no vaccine, cure, or treatment; yet the defendants have failed to implement the principal measure known to prevent the spread of the disease: social distancing. But through a series of legal and factual missteps the trial court wrongly concluded that the plaintiffs had failed to state an Eighth Amendment claim and altogether overlooked plaintiffs’ Fourteenth Amendment claim.</w:t>
       </w:r>
     </w:p>
     <w:p>
@@ -16181,13 +15973,7 @@
         <w:t xml:space="preserve"> </w:t>
       </w:r>
       <w:r>
-        <w:t xml:space="preserve">(citations omitted). The cramped and communal nature of Connecticut’s prisons places the plaintiffs at imminent risk of serious illness or death by COVID</w:t>
-      </w:r>
-      <w:r>
-        <w:noBreakHyphen/>
-      </w:r>
-      <w:r>
-        <w:t xml:space="preserve">19. Second, the plaintiffs have alleged that the defendants are deliberately indifferent to that risk.</w:t>
+        <w:t xml:space="preserve">(citations omitted). The cramped and communal nature of Connecticut’s prisons places the plaintiffs at imminent risk of serious illness or death by COVID-⁠19. Second, the plaintiffs have alleged that the defendants are deliberately indifferent to that risk.</w:t>
       </w:r>
       <w:r>
         <w:t xml:space="preserve"> </w:t>
@@ -16298,13 +16084,7 @@
         <w:t xml:space="preserve">Helling</w:t>
       </w:r>
       <w:r>
-        <w:t xml:space="preserve">, 509 U.S. at 33. Numerous courts have held that COVID</w:t>
-      </w:r>
-      <w:r>
-        <w:noBreakHyphen/>
-      </w:r>
-      <w:r>
-        <w:t xml:space="preserve">19 poses precisely the sort of objectively serious risk contemplated by</w:t>
+        <w:t xml:space="preserve">, 509 U.S. at 33. Numerous courts have held that COVID-⁠19 poses precisely the sort of objectively serious risk contemplated by</w:t>
       </w:r>
       <w:r>
         <w:t xml:space="preserve"> </w:t>
@@ -16384,13 +16164,7 @@
         <w:t xml:space="preserve">, 2020 WL 2110896, at *6 (E.D. Ark. May 4, 2020) (</w:t>
       </w:r>
       <w:r>
-        <w:t xml:space="preserve">“[I]t cannot be disputed that COVID</w:t>
-      </w:r>
-      <w:r>
-        <w:noBreakHyphen/>
-      </w:r>
-      <w:r>
-        <w:t xml:space="preserve">19 poses an objectively serious health risk … given the nature of the disease and the congregate living environment of the [correctional] facilities.”</w:t>
+        <w:t xml:space="preserve">“[I]t cannot be disputed that COVID-⁠19 poses an objectively serious health risk … given the nature of the disease and the congregate living environment of the [correctional] facilities.”</w:t>
       </w:r>
       <w:r>
         <w:t xml:space="preserve">);</w:t>
@@ -16423,13 +16197,7 @@
         <w:t xml:space="preserve">, 2020 WL 1808906, at *7 (E.D. Mich. Apr. 9, 2020) (</w:t>
       </w:r>
       <w:r>
-        <w:t xml:space="preserve">“Objectively, the health risks posed by COVID</w:t>
-      </w:r>
-      <w:r>
-        <w:noBreakHyphen/>
-      </w:r>
-      <w:r>
-        <w:t xml:space="preserve">19 are abundantly clear.”</w:t>
+        <w:t xml:space="preserve">“Objectively, the health risks posed by COVID-⁠19 are abundantly clear.”</w:t>
       </w:r>
       <w:r>
         <w:t xml:space="preserve">).</w:t>
@@ -16517,7 +16285,7 @@
         <w:t xml:space="preserve">, 683 F.3d 54, 57 (2d Cir. 2012) (citation omitted) (</w:t>
       </w:r>
       <w:r>
-        <w:t xml:space="preserve">“[P]risoners may not be deprived of their basic human needs . . . and they may not be exposed to conditions that pose an unreasonable risk of serious damage to [their] future health.”</w:t>
+        <w:t xml:space="preserve">“[P]risoners may not be deprived of their basic human needs ⁠. ⁠. ⁠. and they may not be exposed to conditions that pose an unreasonable risk of serious damage to [their] future health.”</w:t>
       </w:r>
       <w:r>
         <w:t xml:space="preserve">) (emphasis added).</w:t>
@@ -16596,13 +16364,7 @@
         <w:t xml:space="preserve"> </w:t>
       </w:r>
       <w:r>
-        <w:t xml:space="preserve">“allege that [they] are housed with or otherwise directly exposed to individuals with COVID</w:t>
-      </w:r>
-      <w:r>
-        <w:noBreakHyphen/>
-      </w:r>
-      <w:r>
-        <w:t xml:space="preserve">19,”</w:t>
+        <w:t xml:space="preserve">“allege that [they] are housed with or otherwise directly exposed to individuals with COVID-⁠19,”</w:t>
       </w:r>
       <w:r>
         <w:t xml:space="preserve"> </w:t>
@@ -16712,13 +16474,7 @@
         <w:pStyle w:val="BodyText"/>
       </w:pPr>
       <w:r>
-        <w:t xml:space="preserve">As the Amended Complaint makes plain, COVID</w:t>
-      </w:r>
-      <w:r>
-        <w:noBreakHyphen/>
-      </w:r>
-      <w:r>
-        <w:t xml:space="preserve">19 poses risks that are distinct from and greater than secondhand smoke. The virus</w:t>
+        <w:t xml:space="preserve">As the Amended Complaint makes plain, COVID-⁠19 poses risks that are distinct from and greater than secondhand smoke. The virus</w:t>
       </w:r>
       <w:r>
         <w:t xml:space="preserve"> </w:t>
@@ -16748,13 +16504,7 @@
         <w:t xml:space="preserve"> </w:t>
       </w:r>
       <w:r>
-        <w:t xml:space="preserve">AC ¶ 14 (quoting Affidavit of Dr. Jonathan Giftos ¶ 5). The virus – unlike an environmental contaminant like secondhand smoke – spreads exponentially through its human hosts and poses a special threat because it is asymptomatic in roughly 60% of people yet deadly in others. AC ¶ 78. There exists no cure, treatment, or vaccine for COVID</w:t>
-      </w:r>
-      <w:r>
-        <w:noBreakHyphen/>
-      </w:r>
-      <w:r>
-        <w:t xml:space="preserve">19. AC ¶ 3.</w:t>
+        <w:t xml:space="preserve">AC ¶ 14 (quoting Affidavit of Dr. Jonathan Giftos ¶ 5). The virus – unlike an environmental contaminant like secondhand smoke – spreads exponentially through its human hosts and poses a special threat because it is asymptomatic in roughly 60% of people yet deadly in others. AC ¶ 78. There exists no cure, treatment, or vaccine for COVID-⁠19. AC ¶ 3.</w:t>
       </w:r>
     </w:p>
     <w:p>
@@ -16762,31 +16512,13 @@
         <w:pStyle w:val="BodyText"/>
       </w:pPr>
       <w:r>
-        <w:t xml:space="preserve">Society’s attempts to contain the virus have fundamentally reshaped virtually all aspects of life, and social distancing has become a national standard. During March alone, the Governor issued 23 executive orders to enforce social distancing policies and reduce the risk of spreading COVID</w:t>
-      </w:r>
-      <w:r>
-        <w:noBreakHyphen/>
-      </w:r>
-      <w:r>
-        <w:t xml:space="preserve">19. AC ¶ 19. He has closed public schools, limited the workplace operations of non-essential businesses and nonprofits, and even delayed the presidential primary. AC ¶ 26. The risk of contracting COVID</w:t>
-      </w:r>
-      <w:r>
-        <w:noBreakHyphen/>
-      </w:r>
-      <w:r>
-        <w:t xml:space="preserve">19 is so grave that it justifies requiring citizens to forego some of the most important aspects of their lives: attending school, joining in religious services, and earning a living at their workplace. AC ¶ 26. There can be little doubt that society</w:t>
-      </w:r>
-      <w:r>
-        <w:t xml:space="preserve"> </w:t>
-      </w:r>
-      <w:r>
-        <w:t xml:space="preserve">“considers the risk [posed by COVID</w:t>
-      </w:r>
-      <w:r>
-        <w:noBreakHyphen/>
-      </w:r>
-      <w:r>
-        <w:t xml:space="preserve">19] … so grave that it violates contemporary standards of decency to expose anyone unwillingly to such a risk.”</w:t>
+        <w:t xml:space="preserve">Society’s attempts to contain the virus have fundamentally reshaped virtually all aspects of life, and social distancing has become a national standard. During March alone, the Governor issued 23 executive orders to enforce social distancing policies and reduce the risk of spreading COVID-⁠19. AC ¶ 19. He has closed public schools, limited the workplace operations of non-essential businesses and nonprofits, and even delayed the presidential primary. AC ¶ 26. The risk of contracting COVID-⁠19 is so grave that it justifies requiring citizens to forego some of the most important aspects of their lives: attending school, joining in religious services, and earning a living at their workplace. AC ¶ 26. There can be little doubt that society</w:t>
+      </w:r>
+      <w:r>
+        <w:t xml:space="preserve"> </w:t>
+      </w:r>
+      <w:r>
+        <w:t xml:space="preserve">“considers the risk [posed by COVID-⁠19] … so grave that it violates contemporary standards of decency to expose anyone unwillingly to such a risk.”</w:t>
       </w:r>
       <w:r>
         <w:t xml:space="preserve"> </w:t>
@@ -16875,13 +16607,7 @@
         <w:t xml:space="preserve"> </w:t>
       </w:r>
       <w:r>
-        <w:t xml:space="preserve">Actual infection rates are undoubtedly higher, given that roughly 60% of COVID</w:t>
-      </w:r>
-      <w:r>
-        <w:noBreakHyphen/>
-      </w:r>
-      <w:r>
-        <w:t xml:space="preserve">19 cases are asymptomatic. AC ¶ 78.</w:t>
+        <w:t xml:space="preserve">Actual infection rates are undoubtedly higher, given that roughly 60% of COVID-⁠19 cases are asymptomatic. AC ¶ 78.</w:t>
       </w:r>
     </w:p>
     <w:p>
@@ -16901,13 +16627,7 @@
         <w:t xml:space="preserve"> </w:t>
       </w:r>
       <w:r>
-        <w:t xml:space="preserve">Each individual plaintiff has an underlying condition that places him or her among the groups identified by the CDC to be at heightened risk of serious illness or death from COVID</w:t>
-      </w:r>
-      <w:r>
-        <w:noBreakHyphen/>
-      </w:r>
-      <w:r>
-        <w:t xml:space="preserve">19.</w:t>
+        <w:t xml:space="preserve">Each individual plaintiff has an underlying condition that places him or her among the groups identified by the CDC to be at heightened risk of serious illness or death from COVID-⁠19.</w:t>
       </w:r>
       <w:r>
         <w:rPr>
@@ -17074,7 +16794,7 @@
         <w:t xml:space="preserve"> </w:t>
       </w:r>
       <w:r>
-        <w:t xml:space="preserve">“a question of fact subject to demonstration in the usual ways, including inference from circumstantial evidence . . . and a factfinder may conclude that a prison official knew of a substantial risk from the very fact that the risk was obvious.”</w:t>
+        <w:t xml:space="preserve">“a question of fact subject to demonstration in the usual ways, including inference from circumstantial evidence ⁠. ⁠. ⁠. and a factfinder may conclude that a prison official knew of a substantial risk from the very fact that the risk was obvious.”</w:t>
       </w:r>
       <w:r>
         <w:t xml:space="preserve"> </w:t>
@@ -17151,13 +16871,7 @@
         <w:t xml:space="preserve"> </w:t>
       </w:r>
       <w:r>
-        <w:t xml:space="preserve">Because the essential facts surrounding COVID</w:t>
-      </w:r>
-      <w:r>
-        <w:noBreakHyphen/>
-      </w:r>
-      <w:r>
-        <w:t xml:space="preserve">19 in prisons are well-known and indisputable, courts around the country have ruled that insufficient mitigation measures result in deliberate indifference.</w:t>
+        <w:t xml:space="preserve">Because the essential facts surrounding COVID-⁠19 in prisons are well-known and indisputable, courts around the country have ruled that insufficient mitigation measures result in deliberate indifference.</w:t>
       </w:r>
       <w:r>
         <w:rPr>
@@ -17237,13 +16951,7 @@
         <w:pStyle w:val="BodyTextNote"/>
       </w:pPr>
       <w:r>
-        <w:t xml:space="preserve">There is little question that defendants are aware that COVID</w:t>
-      </w:r>
-      <w:r>
-        <w:noBreakHyphen/>
-      </w:r>
-      <w:r>
-        <w:t xml:space="preserve">19 poses</w:t>
+        <w:t xml:space="preserve">There is little question that defendants are aware that COVID-⁠19 poses</w:t>
       </w:r>
       <w:r>
         <w:t xml:space="preserve"> </w:t>
@@ -17268,13 +16976,7 @@
         <w:t xml:space="preserve">Farmer</w:t>
       </w:r>
       <w:r>
-        <w:t xml:space="preserve">, 511 U.S. 837. DOC Defendant Cook has acknowledged the COVID</w:t>
-      </w:r>
-      <w:r>
-        <w:noBreakHyphen/>
-      </w:r>
-      <w:r>
-        <w:t xml:space="preserve">19 pandemic as an</w:t>
+        <w:t xml:space="preserve">, 511 U.S. 837. DOC Defendant Cook has acknowledged the COVID-⁠19 pandemic as an</w:t>
       </w:r>
       <w:r>
         <w:t xml:space="preserve"> </w:t>
@@ -17292,13 +16994,7 @@
         <w:t xml:space="preserve"> </w:t>
       </w:r>
       <w:r>
-        <w:t xml:space="preserve">The Governor has repeatedly acknowledged the substantial risk of rapid COVID</w:t>
-      </w:r>
-      <w:r>
-        <w:noBreakHyphen/>
-      </w:r>
-      <w:r>
-        <w:t xml:space="preserve">19 transmission in congregate settings, including long-term care facilities and homeless shelters, and he has publicly defended the state’s responses to the pandemic in its correctional facilities. AC ¶ 80. As noted</w:t>
+        <w:t xml:space="preserve">The Governor has repeatedly acknowledged the substantial risk of rapid COVID-⁠19 transmission in congregate settings, including long-term care facilities and homeless shelters, and he has publicly defended the state’s responses to the pandemic in its correctional facilities. AC ¶ 80. As noted</w:t>
       </w:r>
       <w:r>
         <w:t xml:space="preserve"> </w:t>
@@ -17311,13 +17007,7 @@
         <w:t xml:space="preserve">supra</w:t>
       </w:r>
       <w:r>
-        <w:t xml:space="preserve">, according to statistics published on the DOC’s own website, COVID</w:t>
-      </w:r>
-      <w:r>
-        <w:noBreakHyphen/>
-      </w:r>
-      <w:r>
-        <w:t xml:space="preserve">19 infections have increased rapidly over the last 7 weeks, from one person on March 30, 2020 to 853 people as of May 29, 2020.</w:t>
+        <w:t xml:space="preserve">, according to statistics published on the DOC’s own website, COVID-⁠19 infections have increased rapidly over the last 7 weeks, from one person on March 30, 2020 to 853 people as of May 29, 2020.</w:t>
       </w:r>
       <w:r>
         <w:rPr>
@@ -17350,13 +17040,7 @@
         <w:pStyle w:val="BodyTextNote"/>
       </w:pPr>
       <w:r>
-        <w:t xml:space="preserve">Despite their knowledge of the substantial risk posed to incarcerated people by COVID</w:t>
-      </w:r>
-      <w:r>
-        <w:noBreakHyphen/>
-      </w:r>
-      <w:r>
-        <w:t xml:space="preserve">19, the defendants have refused to take</w:t>
+        <w:t xml:space="preserve">Despite their knowledge of the substantial risk posed to incarcerated people by COVID-⁠19, the defendants have refused to take</w:t>
       </w:r>
       <w:r>
         <w:t xml:space="preserve"> </w:t>
@@ -17421,13 +17105,7 @@
         <w:t xml:space="preserve"> </w:t>
       </w:r>
       <w:r>
-        <w:t xml:space="preserve">AC ¶ 80. Given that as many as 60% of infected people are asymptomatic, however, a plan that relies solely on quarantining symptomatic people is patently inadequate. AC ¶ 79; Ex. 24, Affidavit of Josiah Rich, MD, ¶¶ 9, 15</w:t>
-      </w:r>
-      <w:r>
-        <w:noBreakHyphen/>
-      </w:r>
-      <w:r>
-        <w:t xml:space="preserve">16.</w:t>
+        <w:t xml:space="preserve">AC ¶ 80. Given that as many as 60% of infected people are asymptomatic, however, a plan that relies solely on quarantining symptomatic people is patently inadequate. AC ¶ 79; Ex. 24, Affidavit of Josiah Rich, MD, ¶¶ 9, 15-⁠16.</w:t>
       </w:r>
       <w:r>
         <w:t xml:space="preserve"> </w:t>
@@ -17468,13 +17146,7 @@
         <w:pStyle w:val="BodyText"/>
       </w:pPr>
       <w:r>
-        <w:t xml:space="preserve">In sum, the defendants are fully aware of the risk posed by COVID</w:t>
-      </w:r>
-      <w:r>
-        <w:noBreakHyphen/>
-      </w:r>
-      <w:r>
-        <w:t xml:space="preserve">19 to incarcerated people; that social distancing is the principal tool to prevent the spread of the disease; and that social distancing in prison is impossible under current conditions. The defendants’ failure to take</w:t>
+        <w:t xml:space="preserve">In sum, the defendants are fully aware of the risk posed by COVID-⁠19 to incarcerated people; that social distancing is the principal tool to prevent the spread of the disease; and that social distancing in prison is impossible under current conditions. The defendants’ failure to take</w:t>
       </w:r>
       <w:r>
         <w:t xml:space="preserve"> </w:t>
@@ -17824,13 +17496,7 @@
         <w:pStyle w:val="BodyTextNote"/>
       </w:pPr>
       <w:r>
-        <w:t xml:space="preserve">Here, the conditions of confinement imposed on the plaintiffs and other pretrial detainees at DOC facilities amount to punishment because the conditions place those detainees at a significantly increased risk of COVID</w:t>
-      </w:r>
-      <w:r>
-        <w:noBreakHyphen/>
-      </w:r>
-      <w:r>
-        <w:t xml:space="preserve">19 and are not reasonably related to any legitimate government objective. See</w:t>
+        <w:t xml:space="preserve">Here, the conditions of confinement imposed on the plaintiffs and other pretrial detainees at DOC facilities amount to punishment because the conditions place those detainees at a significantly increased risk of COVID-⁠19 and are not reasonably related to any legitimate government objective. See</w:t>
       </w:r>
       <w:r>
         <w:t xml:space="preserve"> </w:t>
@@ -17857,13 +17523,7 @@
         <w:t xml:space="preserve">v. Bouchard</w:t>
       </w:r>
       <w:r>
-        <w:t xml:space="preserve">, 2020 WL 2569868 (E.D. Mich. May 21, 2020) (ordering jail to release medically vulnerable detainees in face of COVID</w:t>
-      </w:r>
-      <w:r>
-        <w:noBreakHyphen/>
-      </w:r>
-      <w:r>
-        <w:t xml:space="preserve">19 pandemic);</w:t>
+        <w:t xml:space="preserve">, 2020 WL 2569868 (E.D. Mich. May 21, 2020) (ordering jail to release medically vulnerable detainees in face of COVID-⁠19 pandemic);</w:t>
       </w:r>
       <w:r>
         <w:t xml:space="preserve"> </w:t>
@@ -18398,13 +18058,7 @@
         <w:pStyle w:val="BodyTextNote"/>
       </w:pPr>
       <w:r>
-        <w:t xml:space="preserve">The trial court did not address the plaintiffs’ state constitutional claim. The plaintiffs’ claim under the Connecticut constitution is that the treatment of incarcerated people during the COVID</w:t>
-      </w:r>
-      <w:r>
-        <w:noBreakHyphen/>
-      </w:r>
-      <w:r>
-        <w:t xml:space="preserve">19 pandemic fails to</w:t>
+        <w:t xml:space="preserve">The trial court did not address the plaintiffs’ state constitutional claim. The plaintiffs’ claim under the Connecticut constitution is that the treatment of incarcerated people during the COVID-⁠19 pandemic fails to</w:t>
       </w:r>
       <w:r>
         <w:t xml:space="preserve"> </w:t>
@@ -18476,13 +18130,7 @@
         <w:t xml:space="preserve">v. Golding</w:t>
       </w:r>
       <w:r>
-        <w:t xml:space="preserve">, 213 Conn. 233, 239</w:t>
-      </w:r>
-      <w:r>
-        <w:noBreakHyphen/>
-      </w:r>
-      <w:r>
-        <w:t xml:space="preserve">40 (1989). Because this claim seeks application of a constitutional right, review of this claim is plenary. See</w:t>
+        <w:t xml:space="preserve">, 213 Conn. 233, 239-⁠40 (1989). Because this claim seeks application of a constitutional right, review of this claim is plenary. See</w:t>
       </w:r>
       <w:r>
         <w:t xml:space="preserve"> </w:t>
@@ -18571,13 +18219,7 @@
         <w:t xml:space="preserve">v. Geisler</w:t>
       </w:r>
       <w:r>
-        <w:t xml:space="preserve">, 222 Conn. 672, 684</w:t>
-      </w:r>
-      <w:r>
-        <w:noBreakHyphen/>
-      </w:r>
-      <w:r>
-        <w:t xml:space="preserve">85 (1992), this Court set forth six nonexclusive factors that may be considered in analyzing a claim of error under the Connecticut state constitution.</w:t>
+        <w:t xml:space="preserve">, 222 Conn. 672, 684-⁠85 (1992), this Court set forth six nonexclusive factors that may be considered in analyzing a claim of error under the Connecticut state constitution.</w:t>
       </w:r>
       <w:r>
         <w:rPr>
@@ -18639,9 +18281,6 @@
       </w:r>
       <w:r>
         <w:t xml:space="preserve">“interwoven into our application of the legal framework that properly governs such challenges.”</w:t>
-      </w:r>
-      <w:r>
-        <w:t xml:space="preserve"> </w:t>
       </w:r>
       <w:r>
         <w:rPr>
@@ -18979,7 +18618,7 @@
         <w:pStyle w:val="XdQuoteFirst"/>
       </w:pPr>
       <w:r>
-        <w:t xml:space="preserve">It is by now well established that the constitution of Connecticut prohibits cruel and unusual punishments under the auspices of the dual due process provisions contained in article first, §§ 8 and 9.[ ] Those due process protections take as their hallmark principles of fundamental fairness rooted in our state’s unique common law, statutory, and constitutional traditions….</w:t>
+        <w:t xml:space="preserve">It is by now well established that the constitution of Connecticut prohibits cruel and unusual punishments under the auspices of the dual due process provisions contained in article first, §§ 8 and 9.[ ⁠] Those due process protections take as their hallmark principles of fundamental fairness rooted in our state’s unique common law, statutory, and constitutional traditions….</w:t>
       </w:r>
     </w:p>
     <w:p>
@@ -19204,13 +18843,7 @@
         <w:pStyle w:val="BodyText"/>
       </w:pPr>
       <w:r>
-        <w:t xml:space="preserve">For two reasons, historical developments do not shed much, if any, light on the Defendants’ state constitutional obligations to prisoners in the context of the COVID</w:t>
-      </w:r>
-      <w:r>
-        <w:noBreakHyphen/>
-      </w:r>
-      <w:r>
-        <w:t xml:space="preserve">19 pandemic. First, as the Court noted in</w:t>
+        <w:t xml:space="preserve">For two reasons, historical developments do not shed much, if any, light on the Defendants’ state constitutional obligations to prisoners in the context of the COVID-⁠19 pandemic. First, as the Court noted in</w:t>
       </w:r>
       <w:r>
         <w:t xml:space="preserve"> </w:t>
@@ -19236,13 +18869,7 @@
         <w:t xml:space="preserve">Santiago</w:t>
       </w:r>
       <w:r>
-        <w:t xml:space="preserve">, 318 Conn. at 41</w:t>
-      </w:r>
-      <w:r>
-        <w:noBreakHyphen/>
-      </w:r>
-      <w:r>
-        <w:t xml:space="preserve">42 (</w:t>
+        <w:t xml:space="preserve">, 318 Conn. at 41-⁠42 (</w:t>
       </w:r>
       <w:r>
         <w:t xml:space="preserve">“Turning to the next Geisler factor, namely, relevant Connecticut precedents, we write on a relatively blank slate with respect to cruel and unusual punishment….”</w:t>
@@ -19256,13 +18883,7 @@
         <w:pStyle w:val="BodyTextNote"/>
       </w:pPr>
       <w:r>
-        <w:t xml:space="preserve">Second, the state’s treatment of prisoners during the COVID</w:t>
-      </w:r>
-      <w:r>
-        <w:noBreakHyphen/>
-      </w:r>
-      <w:r>
-        <w:t xml:space="preserve">19 pandemic is a purely contemporary issue. The current pandemic is largely unprecedented. The closest parallel cited by public health officials is the 1918</w:t>
+        <w:t xml:space="preserve">Second, the state’s treatment of prisoners during the COVID-⁠19 pandemic is a purely contemporary issue. The current pandemic is largely unprecedented. The closest parallel cited by public health officials is the 1918</w:t>
       </w:r>
       <w:r>
         <w:t xml:space="preserve"> </w:t>
@@ -19310,13 +18931,7 @@
         <w:t xml:space="preserve"> </w:t>
       </w:r>
       <w:r>
-        <w:t xml:space="preserve">Flu pandemic that the General Assembly passed General Statutes § 28-⁠9 (discussed below), which requires the Governor to protect the health and safety of incarcerated residents during a public health emergency. Public Acts 1975, No. 75</w:t>
-      </w:r>
-      <w:r>
-        <w:noBreakHyphen/>
-      </w:r>
-      <w:r>
-        <w:t xml:space="preserve">643, § 2.</w:t>
+        <w:t xml:space="preserve">Flu pandemic that the General Assembly passed General Statutes § 28-⁠9 (discussed below), which requires the Governor to protect the health and safety of incarcerated residents during a public health emergency. Public Acts 1975, No. 75-⁠643, § 2.</w:t>
       </w:r>
     </w:p>
     <w:p>
@@ -19535,7 +19150,7 @@
         <w:t xml:space="preserve">Santiago</w:t>
       </w:r>
       <w:r>
-        <w:t xml:space="preserve">, I take this opportunity to clarify that a claim that a penal sanction impermissibly offends contemporary standards of decency is not a question of statutory interpretation subject to § 1–⁠2z and the attendant rules of construction.[ ] When a reviewing court considers whether a challenged punishment is excessive and disproportionate according to current social standards, legislative enactments are just one—albeit the most important—factor to be considered. Moreover, our goal in evaluating those enactments is not merely to determine what the legislature intended to accomplish through the enabling legislation (the touchstone of statutory interpretation), but also to understand what the legislation says and signifies about our society’s evolving perspectives on crime and punishment. In that respect, we look not only to the words of the statute, but also to its legislative history, the aspirations and concerns that were before the legislature as it deliberated, and, to the extent we can perceive them, the political motivations and calculations that affected or effected the outcome of those deliberations. The latter, as much as anything else, offer a portal into what the final legislative product indicates about our contemporary standards of decency.</w:t>
+        <w:t xml:space="preserve">, I take this opportunity to clarify that a claim that a penal sanction impermissibly offends contemporary standards of decency is not a question of statutory interpretation subject to § 1–⁠2z and the attendant rules of construction.[ ⁠] When a reviewing court considers whether a challenged punishment is excessive and disproportionate according to current social standards, legislative enactments are just one—albeit the most important—factor to be considered. Moreover, our goal in evaluating those enactments is not merely to determine what the legislature intended to accomplish through the enabling legislation (the touchstone of statutory interpretation), but also to understand what the legislation says and signifies about our society’s evolving perspectives on crime and punishment. In that respect, we look not only to the words of the statute, but also to its legislative history, the aspirations and concerns that were before the legislature as it deliberated, and, to the extent we can perceive them, the political motivations and calculations that affected or effected the outcome of those deliberations. The latter, as much as anything else, offer a portal into what the final legislative product indicates about our contemporary standards of decency.</w:t>
       </w:r>
     </w:p>
     <w:p>
@@ -19572,13 +19187,7 @@
         <w:pStyle w:val="BodyText"/>
       </w:pPr>
       <w:r>
-        <w:t xml:space="preserve">It is in this context that this Court should consider General Statutes §§ 28-⁠9(b)⁠(5) and 18</w:t>
-      </w:r>
-      <w:r>
-        <w:noBreakHyphen/>
-      </w:r>
-      <w:r>
-        <w:t xml:space="preserve">7 to be strong evidence that the failure to protect the health and safety of Connecticut’s prisoners violates contemporary standards of decency. While the current pandemic is unprecedented, legislative enactments show that contemporary society expects prisoners to be protected during a pandemic.</w:t>
+        <w:t xml:space="preserve">It is in this context that this Court should consider General Statutes §§ 28-⁠9(b)⁠(5) and 18-⁠7 to be strong evidence that the failure to protect the health and safety of Connecticut’s prisoners violates contemporary standards of decency. While the current pandemic is unprecedented, legislative enactments show that contemporary society expects prisoners to be protected during a pandemic.</w:t>
       </w:r>
     </w:p>
     <w:p>
@@ -19630,19 +19239,7 @@
         <w:pStyle w:val="BodyText"/>
       </w:pPr>
       <w:r>
-        <w:t xml:space="preserve">These two statutes demonstrate that contemporary society wants the health and safety of Connecticut’s prisoners to be protected, particularly during a pandemic. The General Statutes reflect a consensus from the people of this State that prisoners must be protected during a public health emergency and must have adequate medical care. Yet, since the declaration of the public health emergency on March 10, the Governor has issued no fewer than 46 executive orders, not one of which has been directed at Connecticut’s incarcerated residents. The current treatment of incarcerated people during the COVID</w:t>
-      </w:r>
-      <w:r>
-        <w:noBreakHyphen/>
-      </w:r>
-      <w:r>
-        <w:t xml:space="preserve">19 pandemic is cruel and violates contemporary standards of decency as reflected in the societal values underlying General Statutes §§ 28-⁠9(b)⁠(5) and 18</w:t>
-      </w:r>
-      <w:r>
-        <w:noBreakHyphen/>
-      </w:r>
-      <w:r>
-        <w:t xml:space="preserve">7.</w:t>
+        <w:t xml:space="preserve">These two statutes demonstrate that contemporary society wants the health and safety of Connecticut’s prisoners to be protected, particularly during a pandemic. The General Statutes reflect a consensus from the people of this State that prisoners must be protected during a public health emergency and must have adequate medical care. Yet, since the declaration of the public health emergency on March 10, the Governor has issued no fewer than 46 executive orders, not one of which has been directed at Connecticut’s incarcerated residents. The current treatment of incarcerated people during the COVID-⁠19 pandemic is cruel and violates contemporary standards of decency as reflected in the societal values underlying General Statutes §§ 28-⁠9(b)⁠(5) and 18-⁠7.</w:t>
       </w:r>
     </w:p>
     <w:p>
@@ -19803,13 +19400,7 @@
         <w:t xml:space="preserve">v. Santiago</w:t>
       </w:r>
       <w:r>
-        <w:t xml:space="preserve">, 318 Conn. at 77</w:t>
-      </w:r>
-      <w:r>
-        <w:noBreakHyphen/>
-      </w:r>
-      <w:r>
-        <w:t xml:space="preserve">78. Part I.C above discusses the many federal court decisions ordering relief under the U.S. Constitution. Those decisions are strong evidence that conditions in Connecticut prisons do not conform with contemporary standard of decency. This section focuses on the actions taken by courts and executive branch officials in our sister states.</w:t>
+        <w:t xml:space="preserve">, 318 Conn. at 77-⁠78. Part I.C above discusses the many federal court decisions ordering relief under the U.S. Constitution. Those decisions are strong evidence that conditions in Connecticut prisons do not conform with contemporary standard of decency. This section focuses on the actions taken by courts and executive branch officials in our sister states.</w:t>
       </w:r>
     </w:p>
     <w:p>
@@ -19844,13 +19435,7 @@
         <w:t xml:space="preserve">v. Santiago</w:t>
       </w:r>
       <w:r>
-        <w:t xml:space="preserve">, 318 Conn. at 80. Our neighboring states have taken swift and decisive action to protect their incarcerated populations from COVID</w:t>
-      </w:r>
-      <w:r>
-        <w:noBreakHyphen/>
-      </w:r>
-      <w:r>
-        <w:t xml:space="preserve">19. In Massachusetts, the Supreme Judicial Court issued an order on April 3 that included a number of measures, including a presumption of release for all pretrial detainees being held for non-violent offenses and technical parole violations, and appointment of a special master to facilitate hearings for pretrial detainees.</w:t>
+        <w:t xml:space="preserve">, 318 Conn. at 80. Our neighboring states have taken swift and decisive action to protect their incarcerated populations from COVID-⁠19. In Massachusetts, the Supreme Judicial Court issued an order on April 3 that included a number of measures, including a presumption of release for all pretrial detainees being held for non-violent offenses and technical parole violations, and appointment of a special master to facilitate hearings for pretrial detainees.</w:t>
       </w:r>
       <w:r>
         <w:t xml:space="preserve"> </w:t>
@@ -19919,13 +19504,7 @@
         <w:pStyle w:val="BodyTextNote"/>
       </w:pPr>
       <w:r>
-        <w:t xml:space="preserve">Other states in the region have taken similar action. In New York, a state trial court ordered the release of pretrial detainees held at Rikers Island who have a high risk of serious illness or death from COVID</w:t>
-      </w:r>
-      <w:r>
-        <w:noBreakHyphen/>
-      </w:r>
-      <w:r>
-        <w:t xml:space="preserve">19,</w:t>
+        <w:t xml:space="preserve">Other states in the region have taken similar action. In New York, a state trial court ordered the release of pretrial detainees held at Rikers Island who have a high risk of serious illness or death from COVID-⁠19,</w:t>
       </w:r>
       <w:r>
         <w:t xml:space="preserve"> </w:t>
@@ -19977,42 +19556,20 @@
         <w:t xml:space="preserve">Matter of the Request to Commute or Suspend County Jail Sentences</w:t>
       </w:r>
       <w:r>
-        <w:t xml:space="preserve">, Supreme Court of New Jersey (March 22, 2020), and the Governor ordered special release procedures for individuals who are eligible for parole or have an increased risk of death or serious illness from COVID</w:t>
-      </w:r>
-      <w:r>
-        <w:noBreakHyphen/>
-      </w:r>
-      <w:r>
-        <w:t xml:space="preserve">19. Exec. Order No. 124 (N.J. April 10, 2020), https://​tinyurl.​com/​ycqobfzm. In Rhode Island, the Supreme Court ordered the release of 52 people, and ordered trial courts to hold expedited hearings on motions for sentence reduction.</w:t>
-      </w:r>
-      <w:r>
-        <w:t xml:space="preserve"> </w:t>
-      </w:r>
-      <w:r>
-        <w:rPr>
-          <w:i/>
-          <w:iCs/>
-        </w:rPr>
-        <w:t xml:space="preserve">In re Request for Prison Census Control in Response to COVID</w:t>
-      </w:r>
-      <w:r>
-        <w:noBreakHyphen/>
-      </w:r>
-      <w:r>
-        <w:rPr>
-          <w:i/>
-          <w:iCs/>
-        </w:rPr>
-        <w:t xml:space="preserve">19</w:t>
-      </w:r>
-      <w:r>
-        <w:t xml:space="preserve">, No. 2020</w:t>
-      </w:r>
-      <w:r>
-        <w:noBreakHyphen/>
-      </w:r>
-      <w:r>
-        <w:t xml:space="preserve">103-M.P. (R.I. April 3, 2020).</w:t>
+        <w:t xml:space="preserve">, Supreme Court of New Jersey (March 22, 2020), and the Governor ordered special release procedures for individuals who are eligible for parole or have an increased risk of death or serious illness from COVID-⁠19. Exec. Order No. 124 (N.J. April 10, 2020), https://​tinyurl.​com/​ycqobfzm. In Rhode Island, the Supreme Court ordered the release of 52 people, and ordered trial courts to hold expedited hearings on motions for sentence reduction.</w:t>
+      </w:r>
+      <w:r>
+        <w:t xml:space="preserve"> </w:t>
+      </w:r>
+      <w:r>
+        <w:rPr>
+          <w:i/>
+          <w:iCs/>
+        </w:rPr>
+        <w:t xml:space="preserve">In re Request for Prison Census Control in Response to COVID-⁠19</w:t>
+      </w:r>
+      <w:r>
+        <w:t xml:space="preserve">, No. 2020-⁠103-M.P. (R.I. April 3, 2020).</w:t>
       </w:r>
     </w:p>
     <w:p>
@@ -20020,13 +19577,7 @@
         <w:pStyle w:val="BodyTextNote"/>
       </w:pPr>
       <w:r>
-        <w:t xml:space="preserve">And the northeast is not unique in this regard. A website maintained by the Prison Policy Initiative shows that state courts, governors, and prison administrators across the country have taken action well beyond what Connecticut has done to protect incarcerated individuals from COVID</w:t>
-      </w:r>
-      <w:r>
-        <w:noBreakHyphen/>
-      </w:r>
-      <w:r>
-        <w:t xml:space="preserve">19.</w:t>
+        <w:t xml:space="preserve">And the northeast is not unique in this regard. A website maintained by the Prison Policy Initiative shows that state courts, governors, and prison administrators across the country have taken action well beyond what Connecticut has done to protect incarcerated individuals from COVID-⁠19.</w:t>
       </w:r>
       <w:r>
         <w:rPr>
@@ -20038,13 +19589,7 @@
         <w:t xml:space="preserve"> </w:t>
       </w:r>
       <w:r>
-        <w:t xml:space="preserve">See also AC Exs. 22 &amp; 23 (listing actions taken by state courts, governors, and prison officials to reduce incarceration in light of COVID</w:t>
-      </w:r>
-      <w:r>
-        <w:noBreakHyphen/>
-      </w:r>
-      <w:r>
-        <w:t xml:space="preserve">19). These actions by themselves demonstrate that contemporary standards of decency require the defendants to take immediate action to protect Connecticut’s prison population.</w:t>
+        <w:t xml:space="preserve">See also AC Exs. 22 &amp; 23 (listing actions taken by state courts, governors, and prison officials to reduce incarceration in light of COVID-⁠19). These actions by themselves demonstrate that contemporary standards of decency require the defendants to take immediate action to protect Connecticut’s prison population.</w:t>
       </w:r>
     </w:p>
     <w:p>
@@ -20052,25 +19597,13 @@
         <w:pStyle w:val="BodyTextNote"/>
       </w:pPr>
       <w:r>
-        <w:t xml:space="preserve">Internationally, there is also an emerging consensus that COVID</w:t>
-      </w:r>
-      <w:r>
-        <w:noBreakHyphen/>
-      </w:r>
-      <w:r>
-        <w:t xml:space="preserve">19 presents a special risk to prisons and that early release is an appropriate tool to lower the threat to incarcerated populations and guards. The World Health Organization and the United Nations Office of the High Commissioner on Human Rights (</w:t>
+        <w:t xml:space="preserve">Internationally, there is also an emerging consensus that COVID-⁠19 presents a special risk to prisons and that early release is an appropriate tool to lower the threat to incarcerated populations and guards. The World Health Organization and the United Nations Office of the High Commissioner on Human Rights (</w:t>
       </w:r>
       <w:r>
         <w:t xml:space="preserve">“OHCHR”</w:t>
       </w:r>
       <w:r>
-        <w:t xml:space="preserve">) have called on political leaders to reduce the size of prison populations in order to control the spread of COVID</w:t>
-      </w:r>
-      <w:r>
-        <w:noBreakHyphen/>
-      </w:r>
-      <w:r>
-        <w:t xml:space="preserve">19, including by expanding the use of release mechanisms for incarcerated people at higher risk for the virus.</w:t>
+        <w:t xml:space="preserve">) have called on political leaders to reduce the size of prison populations in order to control the spread of COVID-⁠19, including by expanding the use of release mechanisms for incarcerated people at higher risk for the virus.</w:t>
       </w:r>
       <w:r>
         <w:rPr>
@@ -20100,13 +19633,7 @@
         <w:t xml:space="preserve"> </w:t>
       </w:r>
       <w:r>
-        <w:t xml:space="preserve">The judiciaries of the Philippines, Iran, Tunisia, and Afghanistan have released thousands of prisoners to reduce the spread of COVID</w:t>
-      </w:r>
-      <w:r>
-        <w:noBreakHyphen/>
-      </w:r>
-      <w:r>
-        <w:t xml:space="preserve">19,</w:t>
+        <w:t xml:space="preserve">The judiciaries of the Philippines, Iran, Tunisia, and Afghanistan have released thousands of prisoners to reduce the spread of COVID-⁠19,</w:t>
       </w:r>
       <w:r>
         <w:rPr>
@@ -20258,19 +19785,7 @@
         <w:pStyle w:val="BodyTextNote"/>
       </w:pPr>
       <w:r>
-        <w:t xml:space="preserve">Public health experts unanimously agree that prisons and jails are extremely high risk settings for the spread of COVID</w:t>
-      </w:r>
-      <w:r>
-        <w:noBreakHyphen/>
-      </w:r>
-      <w:r>
-        <w:t xml:space="preserve">19, and that swift and drastic action is necessary to mitigate that risk. As one expert stated in an affidavit submitted by the Plaintiffs, COVID</w:t>
-      </w:r>
-      <w:r>
-        <w:noBreakHyphen/>
-      </w:r>
-      <w:r>
-        <w:t xml:space="preserve">19</w:t>
+        <w:t xml:space="preserve">Public health experts unanimously agree that prisons and jails are extremely high risk settings for the spread of COVID-⁠19, and that swift and drastic action is necessary to mitigate that risk. As one expert stated in an affidavit submitted by the Plaintiffs, COVID-⁠19</w:t>
       </w:r>
       <w:r>
         <w:t xml:space="preserve"> </w:t>
@@ -20314,25 +19829,13 @@
         <w:pStyle w:val="BodyTextNote"/>
       </w:pPr>
       <w:r>
-        <w:t xml:space="preserve">But even apart from de-densification, public health experts universally affirm that the government has an obligation to protect those in its custody from the risks of COVID</w:t>
-      </w:r>
-      <w:r>
-        <w:noBreakHyphen/>
-      </w:r>
-      <w:r>
-        <w:t xml:space="preserve">19. Recognizing that jails and prisons</w:t>
-      </w:r>
-      <w:r>
-        <w:t xml:space="preserve"> </w:t>
-      </w:r>
-      <w:r>
-        <w:t xml:space="preserve">“present[] unique challenges for control of COVID</w:t>
-      </w:r>
-      <w:r>
-        <w:noBreakHyphen/>
-      </w:r>
-      <w:r>
-        <w:t xml:space="preserve">19 transmission,”</w:t>
+        <w:t xml:space="preserve">But even apart from de-densification, public health experts universally affirm that the government has an obligation to protect those in its custody from the risks of COVID-⁠19. Recognizing that jails and prisons</w:t>
+      </w:r>
+      <w:r>
+        <w:t xml:space="preserve"> </w:t>
+      </w:r>
+      <w:r>
+        <w:t xml:space="preserve">“present[] unique challenges for control of COVID-⁠19 transmission,”</w:t>
       </w:r>
       <w:r>
         <w:t xml:space="preserve"> </w:t>
@@ -20719,13 +20222,7 @@
         <w:t xml:space="preserve">v. DeJesus</w:t>
       </w:r>
       <w:r>
-        <w:t xml:space="preserve">, 277 Conn. 418, 457</w:t>
-      </w:r>
-      <w:r>
-        <w:noBreakHyphen/>
-      </w:r>
-      <w:r>
-        <w:t xml:space="preserve">58 (2008). As such, it retains an</w:t>
+        <w:t xml:space="preserve">, 277 Conn. 418, 457-⁠58 (2008). As such, it retains an</w:t>
       </w:r>
       <w:r>
         <w:t xml:space="preserve"> </w:t>
@@ -20812,13 +20309,7 @@
         <w:t xml:space="preserve">v. Payne</w:t>
       </w:r>
       <w:r>
-        <w:t xml:space="preserve">, 260 Conn. 446, 450</w:t>
-      </w:r>
-      <w:r>
-        <w:noBreakHyphen/>
-      </w:r>
-      <w:r>
-        <w:t xml:space="preserve">53 (2002); and the power (prior to the abolition of the death penalty) to stay the execution of a death sentences.</w:t>
+        <w:t xml:space="preserve">, 260 Conn. 446, 450-⁠53 (2002); and the power (prior to the abolition of the death penalty) to stay the execution of a death sentences.</w:t>
       </w:r>
       <w:r>
         <w:t xml:space="preserve"> </w:t>
@@ -20942,13 +20433,7 @@
         <w:pStyle w:val="BodyText"/>
       </w:pPr>
       <w:r>
-        <w:t xml:space="preserve">Additionally, this Court should reverse and remand this case so that the trial court can consider, after a substantive hearing with expert testimony, whether the defendants should be ordered to submit for the court’s review and ongoing monitoring a plan to address mitigation efforts including, but not limited to, adequate sanitation and social distancing, taking all measures for screening, cleaning, hygiene and social distancing that the CDC recommends for correctional facilities and diagnosis and treatment people showing symptoms of COVID</w:t>
-      </w:r>
-      <w:r>
-        <w:noBreakHyphen/>
-      </w:r>
-      <w:r>
-        <w:t xml:space="preserve">19 in accordance with contemporary standards of care.</w:t>
+        <w:t xml:space="preserve">Additionally, this Court should reverse and remand this case so that the trial court can consider, after a substantive hearing with expert testimony, whether the defendants should be ordered to submit for the court’s review and ongoing monitoring a plan to address mitigation efforts including, but not limited to, adequate sanitation and social distancing, taking all measures for screening, cleaning, hygiene and social distancing that the CDC recommends for correctional facilities and diagnosis and treatment people showing symptoms of COVID-⁠19 in accordance with contemporary standards of care.</w:t>
       </w:r>
     </w:p>
     <w:p>
@@ -21399,9 +20884,7 @@
         <w:t xml:space="preserve"> </w:t>
       </w:r>
       <w:r>
-        <w:t xml:space="preserve">67</w:t>
-        <w:noBreakHyphen/>
-        <w:t xml:space="preserve">3A</w:t>
+        <w:t xml:space="preserve">67-⁠3A</w:t>
       </w:r>
       <w:r>
         <w:t xml:space="preserve"> </w:t>
@@ -21996,9 +21479,7 @@
               <w:t xml:space="preserve"> </w:t>
             </w:r>
             <w:r>
-              <w:t xml:space="preserve">62</w:t>
-              <w:noBreakHyphen/>
-              <w:t xml:space="preserve">7.</w:t>
+              <w:t xml:space="preserve">62-⁠7.</w:t>
             </w:r>
           </w:p>
           <w:p>
@@ -22305,13 +21786,7 @@
         <w:t xml:space="preserve"> </w:t>
       </w:r>
       <w:r>
-        <w:t xml:space="preserve">Centers for Disease Control and Prevention, Interim Guidance on Management of Coronavirus Disease 2019 (COVID</w:t>
-      </w:r>
-      <w:r>
-        <w:noBreakHyphen/>
-      </w:r>
-      <w:r>
-        <w:t xml:space="preserve">19) in Correctional and Detention Facilities, https://​tinyurl.​com/​y8pmv5p9 (last visited May 28, 2020).</w:t>
+        <w:t xml:space="preserve">Centers for Disease Control and Prevention, Interim Guidance on Management of Coronavirus Disease 2019 (COVID-⁠19) in Correctional and Detention Facilities, https://​tinyurl.​com/​y8pmv5p9 (last visited May 28, 2020).</w:t>
       </w:r>
     </w:p>
   </w:footnote>
@@ -22330,13 +21805,7 @@
         <w:t xml:space="preserve"> </w:t>
       </w:r>
       <w:r>
-        <w:t xml:space="preserve">Press Release, Conn. Department of Correction, First Department of Correction Employee to Test Positive for COVID</w:t>
-      </w:r>
-      <w:r>
-        <w:noBreakHyphen/>
-      </w:r>
-      <w:r>
-        <w:t xml:space="preserve">19 Virus (March 23, 2020), https://​tinyurl.​com/​y78punr8 (last visited May 28, 2020).</w:t>
+        <w:t xml:space="preserve">Press Release, Conn. Department of Correction, First Department of Correction Employee to Test Positive for COVID-⁠19 Virus (March 23, 2020), https://​tinyurl.​com/​y78punr8 (last visited May 28, 2020).</w:t>
       </w:r>
     </w:p>
   </w:footnote>
@@ -22355,13 +21824,7 @@
         <w:t xml:space="preserve"> </w:t>
       </w:r>
       <w:r>
-        <w:t xml:space="preserve">Press Release, Conn. Department of Correction, First Department of Correction Offender Tests Positive for COVID</w:t>
-      </w:r>
-      <w:r>
-        <w:noBreakHyphen/>
-      </w:r>
-      <w:r>
-        <w:t xml:space="preserve">19 Virus (March 30, 2020), https://​tinyurl.​com/​y9o2z9s6 (last visited May 28, 2020).</w:t>
+        <w:t xml:space="preserve">Press Release, Conn. Department of Correction, First Department of Correction Offender Tests Positive for COVID-⁠19 Virus (March 30, 2020), https://​tinyurl.​com/​y9o2z9s6 (last visited May 28, 2020).</w:t>
       </w:r>
     </w:p>
   </w:footnote>
@@ -22380,13 +21843,7 @@
         <w:t xml:space="preserve"> </w:t>
       </w:r>
       <w:r>
-        <w:t xml:space="preserve">These figures are based on the statistics published on the DOC website. See Conn. Department of Correction, Covid</w:t>
-      </w:r>
-      <w:r>
-        <w:noBreakHyphen/>
-      </w:r>
-      <w:r>
-        <w:t xml:space="preserve">19 Tracker, https://​tinyurl.​com/​ycyfkoyk (last visited May 28, 2020). There are substantial questions about the accuracy of these statistics. For example, in its first and third most populous prisons (MacDougall and Cheshire), DOC has recorded only 4 and 18 positive test results, an infection rate of .27% and 1.6%, respectively.</w:t>
+        <w:t xml:space="preserve">These figures are based on the statistics published on the DOC website. See Conn. Department of Correction, Covid-⁠19 Tracker, https://​tinyurl.​com/​ycyfkoyk (last visited May 28, 2020). There are substantial questions about the accuracy of these statistics. For example, in its first and third most populous prisons (MacDougall and Cheshire), DOC has recorded only 4 and 18 positive test results, an infection rate of ⁠.27% and 1.6%, respectively.</w:t>
       </w:r>
       <w:r>
         <w:t xml:space="preserve"> </w:t>
@@ -22437,13 +21894,7 @@
         <w:t xml:space="preserve"> </w:t>
       </w:r>
       <w:r>
-        <w:t xml:space="preserve">Conn. Department of Correction, COVID</w:t>
-      </w:r>
-      <w:r>
-        <w:noBreakHyphen/>
-      </w:r>
-      <w:r>
-        <w:t xml:space="preserve">19 Operational Response Plan 1 (Mar. 20, 2020), https://​tinyurl.​com/​y9thulac (last visited May 28, 2020).</w:t>
+        <w:t xml:space="preserve">Conn. Department of Correction, COVID-⁠19 Operational Response Plan 1 (Mar. 20, 2020), https://​tinyurl.​com/​y9thulac (last visited May 28, 2020).</w:t>
       </w:r>
     </w:p>
   </w:footnote>
@@ -22462,13 +21913,7 @@
         <w:t xml:space="preserve"> </w:t>
       </w:r>
       <w:r>
-        <w:t xml:space="preserve">Conn. Department of Correction, Orientation Notice, Northern Correctional Institution – COVID Units, https://​tinyurl.​com/​y8mfrwea (last visited May 28, 2020). At the time this appeal was filed, DOC did not allow individuals in the COVID</w:t>
-      </w:r>
-      <w:r>
-        <w:noBreakHyphen/>
-      </w:r>
-      <w:r>
-        <w:t xml:space="preserve">19 units at Northern to shower while in quarantine. Kelan Lyons,</w:t>
+        <w:t xml:space="preserve">Conn. Department of Correction, Orientation Notice, Northern Correctional Institution – COVID Units, https://​tinyurl.​com/​y8mfrwea (last visited May 28, 2020). At the time this appeal was filed, DOC did not allow individuals in the COVID-⁠19 units at Northern to shower while in quarantine. Kelan Lyons,</w:t>
       </w:r>
       <w:r>
         <w:t xml:space="preserve"> </w:t>
@@ -22499,13 +21944,7 @@
         <w:t xml:space="preserve"> </w:t>
       </w:r>
       <w:r>
-        <w:t xml:space="preserve">Press Release, Conn. Department of Correction, Asymptomatic Positive Test Results for COVID</w:t>
-      </w:r>
-      <w:r>
-        <w:noBreakHyphen/>
-      </w:r>
-      <w:r>
-        <w:t xml:space="preserve">19 Virus Prompt Lockdown of the Osborn Correctional Institution (May 15, 2020), https://​tinyurl.​com/​y9qlbvge (last visited May 28, 2020).</w:t>
+        <w:t xml:space="preserve">Press Release, Conn. Department of Correction, Asymptomatic Positive Test Results for COVID-⁠19 Virus Prompt Lockdown of the Osborn Correctional Institution (May 15, 2020), https://​tinyurl.​com/​y9qlbvge (last visited May 28, 2020).</w:t>
       </w:r>
     </w:p>
   </w:footnote>
@@ -22562,13 +22001,7 @@
         <w:t xml:space="preserve"> </w:t>
       </w:r>
       <w:r>
-        <w:t xml:space="preserve">See Connecticut Dep’t of Correction, Covid</w:t>
-      </w:r>
-      <w:r>
-        <w:noBreakHyphen/>
-      </w:r>
-      <w:r>
-        <w:t xml:space="preserve">19 Tracker, https://​tinyurl.​com/​ycyfkoyk (last visited May 28, 2020).</w:t>
+        <w:t xml:space="preserve">See Connecticut Dep’t of Correction, Covid-⁠19 Tracker, https://​tinyurl.​com/​ycyfkoyk (last visited May 28, 2020).</w:t>
       </w:r>
     </w:p>
   </w:footnote>
@@ -22587,25 +22020,7 @@
         <w:t xml:space="preserve"> </w:t>
       </w:r>
       <w:r>
-        <w:t xml:space="preserve">The Amended Complaint provides a specific example of a likely extended exposure to someone with COVID</w:t>
-      </w:r>
-      <w:r>
-        <w:noBreakHyphen/>
-      </w:r>
-      <w:r>
-        <w:t xml:space="preserve">19: Plaintiff Dirgo’s cellmate displayed telltale symptoms of COVID</w:t>
-      </w:r>
-      <w:r>
-        <w:noBreakHyphen/>
-      </w:r>
-      <w:r>
-        <w:t xml:space="preserve">19—including fever, malaise, and fatigue—but was not tested for the virus and was not treated for COVID</w:t>
-      </w:r>
-      <w:r>
-        <w:noBreakHyphen/>
-      </w:r>
-      <w:r>
-        <w:t xml:space="preserve">19. AC ¶ 83.</w:t>
+        <w:t xml:space="preserve">The Amended Complaint provides a specific example of a likely extended exposure to someone with COVID-⁠19: Plaintiff Dirgo’s cellmate displayed telltale symptoms of COVID-⁠19—including fever, malaise, and fatigue—but was not tested for the virus and was not treated for COVID-⁠19. AC ¶ 83.</w:t>
       </w:r>
     </w:p>
   </w:footnote>
@@ -22927,13 +22342,7 @@
         <w:t xml:space="preserve"> </w:t>
       </w:r>
       <w:r>
-        <w:t xml:space="preserve">“the risk of COVID</w:t>
-      </w:r>
-      <w:r>
-        <w:noBreakHyphen/>
-      </w:r>
-      <w:r>
-        <w:t xml:space="preserve">19 is obvious”</w:t>
+        <w:t xml:space="preserve">“the risk of COVID-⁠19 is obvious”</w:t>
       </w:r>
       <w:r>
         <w:t xml:space="preserve"> </w:t>
@@ -23151,46 +22560,16 @@
         <w:t xml:space="preserve"> </w:t>
       </w:r>
       <w:r>
-        <w:t xml:space="preserve">“consider the severity of the risk that the COVID</w:t>
-      </w:r>
-      <w:r>
-        <w:noBreakHyphen/>
-      </w:r>
-      <w:r>
-        <w:t xml:space="preserve">19 virus poses to appellant given her existing medical conditions”</w:t>
-      </w:r>
-      <w:r>
-        <w:t xml:space="preserve">), on remand, Order, No. 18</w:t>
-      </w:r>
-      <w:r>
-        <w:noBreakHyphen/>
-      </w:r>
-      <w:r>
-        <w:t xml:space="preserve">002, Dkt. 748 (W.D. Va. Mar. 27, 2020) (granting release pending sentencing; Order, Xochihua-Jaimes v. Barr, No. 18</w:t>
-      </w:r>
-      <w:r>
-        <w:noBreakHyphen/>
-      </w:r>
-      <w:r>
-        <w:t xml:space="preserve">71460 (9th Cir. Mar. 23, 2020) (ordering sua sponte release</w:t>
-      </w:r>
-      <w:r>
-        <w:t xml:space="preserve"> </w:t>
-      </w:r>
-      <w:r>
-        <w:t xml:space="preserve">“[i]n light of the rapidly escalating public health crisis); Order, United States v. Bolston, No. 1800382, Dkt. No. 20 (N.D. Ga. Mar. 30, 2020) (releasing defendant in part because “the danger inherent in his continued incarceration. . . during the COVID</w:t>
-      </w:r>
-      <w:r>
-        <w:noBreakHyphen/>
-      </w:r>
-      <w:r>
-        <w:t xml:space="preserve">19 outbreak”.); Order, United States v. Kennedy, No. 1820315, Dkt. No. 77 (E.D. Mich. Mar. 27, 2020) (same); Order, United States v. Michaels, No. 16</w:t>
-      </w:r>
-      <w:r>
-        <w:noBreakHyphen/>
-      </w:r>
-      <w:r>
-        <w:t xml:space="preserve">00076, Dkt. No. 1061 (C.D. Cal. Mar. 26, 2020) (granting temporary release because the pathogen constitutes a compelling reason not to detain people); Order,</w:t>
+        <w:t xml:space="preserve">“consider the severity of the risk that the COVID-⁠19 virus poses to appellant given her existing medical conditions”</w:t>
+      </w:r>
+      <w:r>
+        <w:t xml:space="preserve">), on remand, Order, No. 18-⁠002, Dkt. 748 (W.D. Va. Mar. 27, 2020) (granting release pending sentencing; Order, Xochihua-Jaimes v. Barr, No. 18-⁠71460 (9th Cir. Mar. 23, 2020) (ordering sua sponte release</w:t>
+      </w:r>
+      <w:r>
+        <w:t xml:space="preserve"> </w:t>
+      </w:r>
+      <w:r>
+        <w:t xml:space="preserve">“[i]n light of the rapidly escalating public health crisis); Order, United States v. Bolston, No. 1800382, Dkt. No. 20 (N.D. Ga. Mar. 30, 2020) (releasing defendant in part because “the danger inherent in his continued incarceration. ⁠. ⁠. during the COVID-⁠19 outbreak”.); Order, United States v. Kennedy, No. 1820315, Dkt. No. 77 (E.D. Mich. Mar. 27, 2020) (same); Order, United States v. Michaels, No. 16-⁠00076, Dkt. No. 1061 (C.D. Cal. Mar. 26, 2020) (granting temporary release because the pathogen constitutes a compelling reason not to detain people); Order,</w:t>
       </w:r>
       <w:r>
         <w:t xml:space="preserve"> </w:t>
@@ -23217,16 +22596,10 @@
         <w:t xml:space="preserve">States v. Harris</w:t>
       </w:r>
       <w:r>
-        <w:t xml:space="preserve">, 2020 WL 1503444 (D.D.C. Mar. 26, 2020) (”</w:t>
-      </w:r>
-      <w:r>
-        <w:t xml:space="preserve">The Court is convinced that incarcerating Defendant while the current COVID</w:t>
-      </w:r>
-      <w:r>
-        <w:noBreakHyphen/>
-      </w:r>
-      <w:r>
-        <w:t xml:space="preserve">19 crisis continues to expand poses a far greater risk to community safety than the risk posed by Defendant’s release to home confinement on . . . strict conditions.”).</w:t>
+        <w:t xml:space="preserve">, 2020 WL 1503444 (D.D.C. Mar. 26, 2020) (“The Court is convinced that incarcerating Defendant while the current COVID-⁠19 crisis continues to expand poses a far greater risk to community safety than the risk posed by Defendant’s release to home confinement on ⁠. ⁠. ⁠. strict conditions.”</w:t>
+      </w:r>
+      <w:r>
+        <w:t xml:space="preserve">).</w:t>
       </w:r>
     </w:p>
   </w:footnote>
@@ -23251,13 +22624,7 @@
         <w:t xml:space="preserve"> </w:t>
       </w:r>
       <w:r>
-        <w:t xml:space="preserve">“During the COVID</w:t>
-      </w:r>
-      <w:r>
-        <w:noBreakHyphen/>
-      </w:r>
-      <w:r>
-        <w:t xml:space="preserve">19 pandemic, and at all other times, the defendants bear the duty to refrain from cruelly and unusually punishing sentenced prisoners of the State in contravention of the Connecticut and United States Constitutions by failing to provide adequate sanitation and medical care.”</w:t>
+        <w:t xml:space="preserve">“During the COVID-⁠19 pandemic, and at all other times, the defendants bear the duty to refrain from cruelly and unusually punishing sentenced prisoners of the State in contravention of the Connecticut and United States Constitutions by failing to provide adequate sanitation and medical care.”</w:t>
       </w:r>
     </w:p>
   </w:footnote>
@@ -23309,13 +22676,7 @@
         <w:t xml:space="preserve">v. Geisler</w:t>
       </w:r>
       <w:r>
-        <w:t xml:space="preserve">, 222 Conn. at 684</w:t>
-      </w:r>
-      <w:r>
-        <w:noBreakHyphen/>
-      </w:r>
-      <w:r>
-        <w:t xml:space="preserve">85.</w:t>
+        <w:t xml:space="preserve">, 222 Conn. at 684-⁠85.</w:t>
       </w:r>
     </w:p>
   </w:footnote>
@@ -23513,31 +22874,7 @@
         <w:t xml:space="preserve"> </w:t>
       </w:r>
       <w:r>
-        <w:t xml:space="preserve">See Margaret Werner Calahan, Historical Corrections Statistics in the United States, 1850</w:t>
-      </w:r>
-      <w:r>
-        <w:noBreakHyphen/>
-      </w:r>
-      <w:r>
-        <w:t xml:space="preserve">1984, Tables 3</w:t>
-      </w:r>
-      <w:r>
-        <w:noBreakHyphen/>
-      </w:r>
-      <w:r>
-        <w:t xml:space="preserve">2, 4</w:t>
-      </w:r>
-      <w:r>
-        <w:noBreakHyphen/>
-      </w:r>
-      <w:r>
-        <w:t xml:space="preserve">3, &amp; 5</w:t>
-      </w:r>
-      <w:r>
-        <w:noBreakHyphen/>
-      </w:r>
-      <w:r>
-        <w:t xml:space="preserve">1 (1986) (Connecticut prisons, jails, and juvenile correctional centers held 2,218 in 1910 and 1,671 1923); Conn. Department of Correction, Average Confined Inmate Population and Legal Status (May 1, 2020), https://​tinyurl.​com/​yayythu8 (last visited May 28, 2020).</w:t>
+        <w:t xml:space="preserve">See Margaret Werner Calahan, Historical Corrections Statistics in the United States, 1850-⁠1984, Tables 3-⁠2, 4-⁠3, &amp; 5-⁠1 (1986) (Connecticut prisons, jails, and juvenile correctional centers held 2,218 in 1910 and 1,671 1923); Conn. Department of Correction, Average Confined Inmate Population and Legal Status (May 1, 2020), https://​tinyurl.​com/​yayythu8 (last visited May 28, 2020).</w:t>
       </w:r>
     </w:p>
   </w:footnote>
@@ -23618,13 +22955,7 @@
         <w:t xml:space="preserve"> </w:t>
       </w:r>
       <w:r>
-        <w:t xml:space="preserve">“Responses to the COVID</w:t>
-      </w:r>
-      <w:r>
-        <w:noBreakHyphen/>
-      </w:r>
-      <w:r>
-        <w:t xml:space="preserve">19 Pandemic,”</w:t>
+        <w:t xml:space="preserve">“Responses to the COVID-⁠19 Pandemic,”</w:t>
       </w:r>
       <w:r>
         <w:t xml:space="preserve"> </w:t>
@@ -23649,13 +22980,7 @@
         <w:t xml:space="preserve"> </w:t>
       </w:r>
       <w:r>
-        <w:t xml:space="preserve">“UNODC, WHO, UNAIDS and OHCHR Joint Statement on COVID</w:t>
-      </w:r>
-      <w:r>
-        <w:noBreakHyphen/>
-      </w:r>
-      <w:r>
-        <w:t xml:space="preserve">19 in prisons and other closed settings,”</w:t>
+        <w:t xml:space="preserve">“UNODC, WHO, UNAIDS and OHCHR Joint Statement on COVID-⁠19 in prisons and other closed settings,”</w:t>
       </w:r>
       <w:r>
         <w:t xml:space="preserve"> </w:t>
@@ -23705,13 +23030,7 @@
         <w:t xml:space="preserve"> </w:t>
       </w:r>
       <w:r>
-        <w:t xml:space="preserve">“As COVID</w:t>
-      </w:r>
-      <w:r>
-        <w:noBreakHyphen/>
-      </w:r>
-      <w:r>
-        <w:t xml:space="preserve">19 Fears Grow, 10,000 Prisoners are Freed from Overcrowded Philippine Jails,”</w:t>
+        <w:t xml:space="preserve">“As COVID-⁠19 Fears Grow, 10,000 Prisoners are Freed from Overcrowded Philippine Jails,”</w:t>
       </w:r>
       <w:r>
         <w:t xml:space="preserve"> </w:t>
@@ -23772,13 +23091,7 @@
         <w:t xml:space="preserve"> </w:t>
       </w:r>
       <w:r>
-        <w:t xml:space="preserve">“Covid</w:t>
-      </w:r>
-      <w:r>
-        <w:noBreakHyphen/>
-      </w:r>
-      <w:r>
-        <w:t xml:space="preserve">19 Prisoner Releases Too Few, Too Slow,”</w:t>
+        <w:t xml:space="preserve">“Covid-⁠19 Prisoner Releases Too Few, Too Slow,”</w:t>
       </w:r>
       <w:r>
         <w:t xml:space="preserve"> </w:t>
@@ -23809,13 +23122,7 @@
         <w:t xml:space="preserve">“Rich Aff.”</w:t>
       </w:r>
       <w:r>
-        <w:t xml:space="preserve">), ¶¶ 6, 8</w:t>
-      </w:r>
-      <w:r>
-        <w:noBreakHyphen/>
-      </w:r>
-      <w:r>
-        <w:t xml:space="preserve">12.</w:t>
+        <w:t xml:space="preserve">), ¶¶ 6, 8-⁠12.</w:t>
       </w:r>
     </w:p>
   </w:footnote>
@@ -23853,13 +23160,7 @@
         <w:t xml:space="preserve"> </w:t>
       </w:r>
       <w:r>
-        <w:t xml:space="preserve">Centers for Disease Control and Prevention, Interim Guidance on Management of Coronavirus Disease 2019 (COVID</w:t>
-      </w:r>
-      <w:r>
-        <w:noBreakHyphen/>
-      </w:r>
-      <w:r>
-        <w:t xml:space="preserve">19) in Correctional and Detention Facilities, https://​tinyurl.​com/​y8pmv5p9 (last visited May 28, 2020).</w:t>
+        <w:t xml:space="preserve">Centers for Disease Control and Prevention, Interim Guidance on Management of Coronavirus Disease 2019 (COVID-⁠19) in Correctional and Detention Facilities, https://​tinyurl.​com/​y8pmv5p9 (last visited May 28, 2020).</w:t>
       </w:r>
     </w:p>
   </w:footnote>
@@ -24623,7 +23924,7 @@
     <w:qFormat/>
     <w:pPr>
       <w:keepLines/>
-      <w:spacing w:before="0" w:after="138" w:line="414" w:lineRule="exact"/>
+      <w:spacing w:before="44" w:after="138" w:line="414" w:lineRule="exact"/>
     </w:pPr>
     <w:rPr>
       <w:sz w:val="24"/>

--- a/courts/second-circuit/connecticut/state/supreme-court/brief-on-the-merits/usage/OUTPUT-brief-on-the-merits.docx
+++ b/courts/second-circuit/connecticut/state/supreme-court/brief-on-the-merits/usage/OUTPUT-brief-on-the-merits.docx
@@ -7578,7 +7578,7 @@
         <w:tab/>
       </w:r>
       <w:r>
-        <w:t xml:space="preserve">19</w:t>
+        <w:t xml:space="preserve">18</w:t>
       </w:r>
     </w:p>
     <w:p>
@@ -9278,7 +9278,7 @@
         <w:tab/>
       </w:r>
       <w:r>
-        <w:t xml:space="preserve">36</w:t>
+        <w:t xml:space="preserve">35</w:t>
       </w:r>
     </w:p>
     <w:p>
